--- a/ERT-Randevu-Dokumantasyon-TR.docx
+++ b/ERT-Randevu-Dokumantasyon-TR.docx
@@ -17,7 +17,7 @@
           <w:sz w:val="60"/>
           <w:szCs w:val="60"/>
         </w:rPr>
-        <w:t xml:space="preserve">ERT YAZILIM</w:t>
+        <w:t>ERT YAZILIM</w:t>
       </w:r>
     </w:p>
     <w:p>
@@ -33,7 +33,7 @@
           <w:sz w:val="22"/>
           <w:szCs w:val="22"/>
         </w:rPr>
-        <w:t xml:space="preserve">www.ertyazilim.com</w:t>
+        <w:t>www.ertyazilim.com</w:t>
       </w:r>
     </w:p>
     <w:p>
@@ -50,7 +50,7 @@
           <w:sz w:val="60"/>
           <w:szCs w:val="60"/>
         </w:rPr>
-        <w:t xml:space="preserve">Appointment Booking by ERT</w:t>
+        <w:t>Appointment Booking by ERT</w:t>
       </w:r>
     </w:p>
     <w:p>
@@ -65,7 +65,7 @@
           <w:sz w:val="28"/>
           <w:szCs w:val="28"/>
         </w:rPr>
-        <w:t xml:space="preserve">Kullanım Kılavuzu &amp; Teknik Referans</w:t>
+        <w:t>Kullanım Kılavuzu &amp; Teknik Referans</w:t>
       </w:r>
     </w:p>
     <w:p>
@@ -80,7 +80,7 @@
           <w:sz w:val="22"/>
           <w:szCs w:val="22"/>
         </w:rPr>
-        <w:t xml:space="preserve">Sürüm 1.0  ·  Türkçe  ·  2025</w:t>
+        <w:t>Sürüm 1.0.1  ·  Türkçe  ·  2025</w:t>
       </w:r>
     </w:p>
     <w:tbl>
@@ -130,7 +130,7 @@
                 <w:sz w:val="20"/>
                 <w:szCs w:val="20"/>
               </w:rPr>
-              <w:t xml:space="preserve">Ürün</w:t>
+              <w:t>Ürün</w:t>
             </w:r>
           </w:p>
         </w:tc>
@@ -162,7 +162,7 @@
                 <w:sz w:val="20"/>
                 <w:szCs w:val="20"/>
               </w:rPr>
-              <w:t xml:space="preserve">Appointment Booking by ERT</w:t>
+              <w:t>Appointment Booking by ERT</w:t>
             </w:r>
           </w:p>
         </w:tc>
@@ -198,7 +198,7 @@
                 <w:sz w:val="20"/>
                 <w:szCs w:val="20"/>
               </w:rPr>
-              <w:t xml:space="preserve">Sürüm</w:t>
+              <w:t>Sürüm</w:t>
             </w:r>
           </w:p>
         </w:tc>
@@ -230,7 +230,7 @@
                 <w:sz w:val="20"/>
                 <w:szCs w:val="20"/>
               </w:rPr>
-              <w:t xml:space="preserve">1.0.0</w:t>
+              <w:t>1.0.1</w:t>
             </w:r>
           </w:p>
         </w:tc>
@@ -266,7 +266,7 @@
                 <w:sz w:val="20"/>
                 <w:szCs w:val="20"/>
               </w:rPr>
-              <w:t xml:space="preserve">Gereksinimler</w:t>
+              <w:t>Gereksinimler</w:t>
             </w:r>
           </w:p>
         </w:tc>
@@ -298,7 +298,7 @@
                 <w:sz w:val="20"/>
                 <w:szCs w:val="20"/>
               </w:rPr>
-              <w:t xml:space="preserve">WordPress 6.0+ · PHP 8.1+ · MySQL 5.7+</w:t>
+              <w:t>WordPress 6.2+ · PHP 8.1+ · MySQL 5.7+</w:t>
             </w:r>
           </w:p>
         </w:tc>
@@ -334,7 +334,7 @@
                 <w:sz w:val="20"/>
                 <w:szCs w:val="20"/>
               </w:rPr>
-              <w:t xml:space="preserve">Geliştirici</w:t>
+              <w:t>Geliştirici</w:t>
             </w:r>
           </w:p>
         </w:tc>
@@ -366,7 +366,7 @@
                 <w:sz w:val="20"/>
                 <w:szCs w:val="20"/>
               </w:rPr>
-              <w:t xml:space="preserve">ERT Yazılım</w:t>
+              <w:t>ERT Yazılım</w:t>
             </w:r>
           </w:p>
         </w:tc>
@@ -402,7 +402,7 @@
                 <w:sz w:val="20"/>
                 <w:szCs w:val="20"/>
               </w:rPr>
-              <w:t xml:space="preserve">Web Sitesi</w:t>
+              <w:t>Web Sitesi</w:t>
             </w:r>
           </w:p>
         </w:tc>
@@ -434,7 +434,7 @@
                 <w:sz w:val="20"/>
                 <w:szCs w:val="20"/>
               </w:rPr>
-              <w:t xml:space="preserve">www.ertyazilim.com</w:t>
+              <w:t>www.ertyazilim.com</w:t>
             </w:r>
           </w:p>
         </w:tc>
@@ -470,7 +470,7 @@
                 <w:sz w:val="20"/>
                 <w:szCs w:val="20"/>
               </w:rPr>
-              <w:t xml:space="preserve">Destek</w:t>
+              <w:t>Destek</w:t>
             </w:r>
           </w:p>
         </w:tc>
@@ -502,7 +502,7 @@
                 <w:sz w:val="20"/>
                 <w:szCs w:val="20"/>
               </w:rPr>
-              <w:t xml:space="preserve">destek@ertyazilim.com</w:t>
+              <w:t>destek@ertyazilim.com</w:t>
             </w:r>
           </w:p>
         </w:tc>
@@ -538,7 +538,7 @@
                 <w:sz w:val="20"/>
                 <w:szCs w:val="20"/>
               </w:rPr>
-              <w:t xml:space="preserve">Lisans</w:t>
+              <w:t>Lisans</w:t>
             </w:r>
           </w:p>
         </w:tc>
@@ -570,16 +570,14 @@
                 <w:sz w:val="20"/>
                 <w:szCs w:val="20"/>
               </w:rPr>
-              <w:t xml:space="preserve">GPL v2 (Lite)  ·  Proprietary (Pro)</w:t>
+              <w:t>GPL v2 (Lite)  ·  Proprietary (Pro)</w:t>
             </w:r>
           </w:p>
         </w:tc>
       </w:tr>
     </w:tbl>
     <w:p>
-      <w:r>
-        <w:br w:type="page"/>
-      </w:r>
+      <w:r/>
     </w:p>
     <w:p>
       <w:pPr>
@@ -647,7 +645,7 @@
           <w:sz w:val="44"/>
           <w:szCs w:val="44"/>
         </w:rPr>
-        <w:t xml:space="preserve">1.  Genel Bakış</w:t>
+        <w:t>1.  Genel Bakış</w:t>
       </w:r>
     </w:p>
     <w:p>
@@ -664,7 +662,7 @@
           <w:sz w:val="30"/>
           <w:szCs w:val="30"/>
         </w:rPr>
-        <w:t xml:space="preserve">1.1  Eklenti Hakkında</w:t>
+        <w:t>1.1  Eklenti Hakkında</w:t>
       </w:r>
     </w:p>
     <w:p>
@@ -678,7 +676,7 @@
           <w:sz w:val="22"/>
           <w:szCs w:val="22"/>
         </w:rPr>
-        <w:t xml:space="preserve">Appointment Booking by ERT, WordPress tabanlı hizmet siteleri için geliştirilmiş, tam kapsamlı bir randevu ve rezervasyon yönetim sistemidir. Klinikler, güzellik salonları, eğitim kurumları, danışmanlık firmaları, spor tesisleri ve benzeri alanlarda kullanıma uygun biçimde tasarlanmıştır.</w:t>
+        <w:t>Appointment Booking by ERT, WordPress tabanlı hizmet siteleri için geliştirilmiş, tam kapsamlı bir randevu ve rezervasyon yönetim sistemidir. Klinikler, güzellik salonları, eğitim kurumları, danışmanlık firmaları, spor tesisleri ve benzeri alanlarda kullanıma uygun biçimde tasarlanmıştır.</w:t>
       </w:r>
     </w:p>
     <w:p>
@@ -692,7 +690,7 @@
           <w:sz w:val="22"/>
           <w:szCs w:val="22"/>
         </w:rPr>
-        <w:t xml:space="preserve">Eklenti iki katmanlı bir yapıya sahiptir:</w:t>
+        <w:t>Eklenti iki katmanlı bir yapıya sahiptir:</w:t>
       </w:r>
     </w:p>
     <w:p>
@@ -711,7 +709,7 @@
           <w:sz w:val="22"/>
           <w:szCs w:val="22"/>
         </w:rPr>
-        <w:t xml:space="preserve">Lite (Ücretsiz)  —  Temel rezervasyon işlevlerinin tamamını içerir; WordPress.org üzerinden edinilebilir.</w:t>
+        <w:t>Lite (Ücretsiz)  —  Temel rezervasyon işlevlerinin tamamını içerir; WordPress.org üzerinden edinilebilir.</w:t>
       </w:r>
     </w:p>
     <w:p>
@@ -730,7 +728,7 @@
           <w:sz w:val="22"/>
           <w:szCs w:val="22"/>
         </w:rPr>
-        <w:t xml:space="preserve">Pro (Ücretli)  —  Lite üzerine kurulu bir eklentidir; Google Takvim, Zoom, online ödeme ve SMS bildirimleri gibi gelişmiş entegrasyonlar sunar.</w:t>
+        <w:t>Pro (Ücretli)  —  Lite üzerine kurulu bir eklentidir; Google Takvim, Zoom, online ödeme ve SMS bildirimleri gibi gelişmiş entegrasyonlar sunar.</w:t>
       </w:r>
     </w:p>
     <w:p>
@@ -747,7 +745,7 @@
           <w:sz w:val="30"/>
           <w:szCs w:val="30"/>
         </w:rPr>
-        <w:t xml:space="preserve">1.2  Temel Özellikler</w:t>
+        <w:t>1.2  Temel Özellikler</w:t>
       </w:r>
     </w:p>
     <w:tbl>
@@ -800,7 +798,7 @@
                 <w:sz w:val="20"/>
                 <w:szCs w:val="20"/>
               </w:rPr>
-              <w:t xml:space="preserve">Özellik</w:t>
+              <w:t>Özellik</w:t>
             </w:r>
           </w:p>
         </w:tc>
@@ -834,7 +832,7 @@
                 <w:sz w:val="20"/>
                 <w:szCs w:val="20"/>
               </w:rPr>
-              <w:t xml:space="preserve">Açıklama</w:t>
+              <w:t>Açıklama</w:t>
             </w:r>
           </w:p>
         </w:tc>
@@ -870,7 +868,7 @@
                 <w:sz w:val="20"/>
                 <w:szCs w:val="20"/>
               </w:rPr>
-              <w:t xml:space="preserve">Çoklu Departman</w:t>
+              <w:t>Çoklu Departman</w:t>
             </w:r>
           </w:p>
         </w:tc>
@@ -902,7 +900,7 @@
                 <w:sz w:val="20"/>
                 <w:szCs w:val="20"/>
               </w:rPr>
-              <w:t xml:space="preserve">Sağlayıcıları departmanlara (klinik, ekip, stüdyo) göre gruplandırın</w:t>
+              <w:t>Sağlayıcıları departmanlara (klinik, ekip, stüdyo) göre gruplandırın</w:t>
             </w:r>
           </w:p>
         </w:tc>
@@ -938,7 +936,7 @@
                 <w:sz w:val="20"/>
                 <w:szCs w:val="20"/>
               </w:rPr>
-              <w:t xml:space="preserve">Sağlayıcı Yönetimi</w:t>
+              <w:t>Sağlayıcı Yönetimi</w:t>
             </w:r>
           </w:p>
         </w:tc>
@@ -970,7 +968,7 @@
                 <w:sz w:val="20"/>
                 <w:szCs w:val="20"/>
               </w:rPr>
-              <w:t xml:space="preserve">Her sağlayıcıya özel çalışma saatleri, molalar ve tampon süreler tanımlayın</w:t>
+              <w:t>Her sağlayıcıya özel çalışma saatleri, molalar ve tampon süreler tanımlayın</w:t>
             </w:r>
           </w:p>
         </w:tc>
@@ -1006,7 +1004,7 @@
                 <w:sz w:val="20"/>
                 <w:szCs w:val="20"/>
               </w:rPr>
-              <w:t xml:space="preserve">Akıllı Slot Motoru</w:t>
+              <w:t>Akıllı Slot Motoru</w:t>
             </w:r>
           </w:p>
         </w:tc>
@@ -1038,7 +1036,7 @@
                 <w:sz w:val="20"/>
                 <w:szCs w:val="20"/>
               </w:rPr>
-              <w:t xml:space="preserve">Mevcut rezervasyonları, tatilleri ve özel günleri hesaba katarak müsait slotları otomatik üretir</w:t>
+              <w:t>Mevcut rezervasyonları, tatilleri ve özel günleri hesaba katarak müsait slotları otomatik üretir</w:t>
             </w:r>
           </w:p>
         </w:tc>
@@ -1074,7 +1072,7 @@
                 <w:sz w:val="20"/>
                 <w:szCs w:val="20"/>
               </w:rPr>
-              <w:t xml:space="preserve">Özel Formlar</w:t>
+              <w:t>Özel Formlar</w:t>
             </w:r>
           </w:p>
         </w:tc>
@@ -1106,7 +1104,7 @@
                 <w:sz w:val="20"/>
                 <w:szCs w:val="20"/>
               </w:rPr>
-              <w:t xml:space="preserve">Sürükle-bırak form oluşturucu: metin, e-posta, telefon, tarih, seçim, onay kutusu</w:t>
+              <w:t>Sürükle-bırak form oluşturucu: metin, e-posta, telefon, tarih, seçim, onay kutusu</w:t>
             </w:r>
           </w:p>
         </w:tc>
@@ -1142,7 +1140,7 @@
                 <w:sz w:val="20"/>
                 <w:szCs w:val="20"/>
               </w:rPr>
-              <w:t xml:space="preserve">E-posta Bildirimleri</w:t>
+              <w:t>Bildirim Şablonları</w:t>
             </w:r>
           </w:p>
         </w:tc>
@@ -1174,7 +1172,7 @@
                 <w:sz w:val="20"/>
                 <w:szCs w:val="20"/>
               </w:rPr>
-              <w:t xml:space="preserve">Onay, iptal, yeniden planlama ve hatırlatma için tam özelleştirilebilir şablonlar</w:t>
+              <w:t>Onay, iptal, yeniden planlama ve hatırlatma için tam özelleştirilebilir şablonlar</w:t>
             </w:r>
           </w:p>
         </w:tc>
@@ -1210,7 +1208,7 @@
                 <w:sz w:val="20"/>
                 <w:szCs w:val="20"/>
               </w:rPr>
-              <w:t xml:space="preserve">REST API</w:t>
+              <w:t>REST API</w:t>
             </w:r>
           </w:p>
         </w:tc>
@@ -1242,7 +1240,7 @@
                 <w:sz w:val="20"/>
                 <w:szCs w:val="20"/>
               </w:rPr>
-              <w:t xml:space="preserve">Başsız veya üçüncü taraf entegrasyonlar için kapsamlı JSON API</w:t>
+              <w:t>Başsız veya üçüncü taraf entegrasyonlar için kapsamlı JSON API</w:t>
             </w:r>
           </w:p>
         </w:tc>
@@ -1278,7 +1276,7 @@
                 <w:sz w:val="20"/>
                 <w:szCs w:val="20"/>
               </w:rPr>
-              <w:t xml:space="preserve">Vue.js Admin</w:t>
+              <w:t>Vue.js Admin</w:t>
             </w:r>
           </w:p>
         </w:tc>
@@ -1310,7 +1308,7 @@
                 <w:sz w:val="20"/>
                 <w:szCs w:val="20"/>
               </w:rPr>
-              <w:t xml:space="preserve">Hızlı ve sezgisel tek sayfa yönetim paneli (SPA)</w:t>
+              <w:t>Hızlı ve sezgisel tek sayfa yönetim paneli (SPA)</w:t>
             </w:r>
           </w:p>
         </w:tc>
@@ -1346,7 +1344,7 @@
                 <w:sz w:val="20"/>
                 <w:szCs w:val="20"/>
               </w:rPr>
-              <w:t xml:space="preserve">Çok Dilli</w:t>
+              <w:t>Çok Dilli</w:t>
             </w:r>
           </w:p>
         </w:tc>
@@ -1378,7 +1376,7 @@
                 <w:sz w:val="20"/>
                 <w:szCs w:val="20"/>
               </w:rPr>
-              <w:t xml:space="preserve">Türkçe, Almanca, Fransızca, İspanyolca, Arapça, Rusça — 160+ çeviri dizesi</w:t>
+              <w:t>Türkçe, Almanca, Fransızca, İspanyolca, Arapça, Rusça — 160+ çeviri dizesi</w:t>
             </w:r>
           </w:p>
         </w:tc>
@@ -1414,7 +1412,7 @@
                 <w:sz w:val="20"/>
                 <w:szCs w:val="20"/>
               </w:rPr>
-              <w:t xml:space="preserve">Kısa Kod</w:t>
+              <w:t>Kısa Kod</w:t>
             </w:r>
           </w:p>
         </w:tc>
@@ -1446,7 +1444,7 @@
                 <w:sz w:val="20"/>
                 <w:szCs w:val="20"/>
               </w:rPr>
-              <w:t xml:space="preserve">[erta_booking] ile widget'ı istediğiniz sayfaya yerleştirin</w:t>
+              <w:t>[erta_booking] ile widget'ı istediğiniz sayfaya yerleştirin</w:t>
             </w:r>
           </w:p>
         </w:tc>
@@ -1482,7 +1480,7 @@
                 <w:sz w:val="20"/>
                 <w:szCs w:val="20"/>
               </w:rPr>
-              <w:t xml:space="preserve">Sağlayıcı Portalı</w:t>
+              <w:t>Sağlayıcı Portalı</w:t>
             </w:r>
           </w:p>
         </w:tc>
@@ -1514,7 +1512,7 @@
                 <w:sz w:val="20"/>
                 <w:szCs w:val="20"/>
               </w:rPr>
-              <w:t xml:space="preserve">Her sağlayıcı kendi randevularını yönetebilir</w:t>
+              <w:t>Her sağlayıcı kendi randevularını yönetebilir</w:t>
             </w:r>
           </w:p>
         </w:tc>
@@ -1534,7 +1532,7 @@
           <w:sz w:val="30"/>
           <w:szCs w:val="30"/>
         </w:rPr>
-        <w:t xml:space="preserve">1.3  Sistem Gereksinimleri</w:t>
+        <w:t>1.3  Sistem Gereksinimleri</w:t>
       </w:r>
     </w:p>
     <w:tbl>
@@ -1584,7 +1582,7 @@
                 <w:sz w:val="20"/>
                 <w:szCs w:val="20"/>
               </w:rPr>
-              <w:t xml:space="preserve">WordPress</w:t>
+              <w:t>WordPress</w:t>
             </w:r>
           </w:p>
         </w:tc>
@@ -1616,7 +1614,7 @@
                 <w:sz w:val="20"/>
                 <w:szCs w:val="20"/>
               </w:rPr>
-              <w:t xml:space="preserve">6.0 veya üzeri</w:t>
+              <w:t>6.0 veya üzeri</w:t>
             </w:r>
           </w:p>
         </w:tc>
@@ -1652,7 +1650,7 @@
                 <w:sz w:val="20"/>
                 <w:szCs w:val="20"/>
               </w:rPr>
-              <w:t xml:space="preserve">PHP</w:t>
+              <w:t>PHP</w:t>
             </w:r>
           </w:p>
         </w:tc>
@@ -1684,7 +1682,7 @@
                 <w:sz w:val="20"/>
                 <w:szCs w:val="20"/>
               </w:rPr>
-              <w:t xml:space="preserve">8.1 veya üzeri</w:t>
+              <w:t>8.1 veya üzeri</w:t>
             </w:r>
           </w:p>
         </w:tc>
@@ -1720,7 +1718,7 @@
                 <w:sz w:val="20"/>
                 <w:szCs w:val="20"/>
               </w:rPr>
-              <w:t xml:space="preserve">MySQL</w:t>
+              <w:t>MySQL</w:t>
             </w:r>
           </w:p>
         </w:tc>
@@ -1752,7 +1750,7 @@
                 <w:sz w:val="20"/>
                 <w:szCs w:val="20"/>
               </w:rPr>
-              <w:t xml:space="preserve">5.7+ ya da MariaDB 10.3+</w:t>
+              <w:t>5.7+ ya da MariaDB 10.3+</w:t>
             </w:r>
           </w:p>
         </w:tc>
@@ -1788,7 +1786,7 @@
                 <w:sz w:val="20"/>
                 <w:szCs w:val="20"/>
               </w:rPr>
-              <w:t xml:space="preserve">Tarayıcı</w:t>
+              <w:t>Tarayıcı</w:t>
             </w:r>
           </w:p>
         </w:tc>
@@ -1820,7 +1818,7 @@
                 <w:sz w:val="20"/>
                 <w:szCs w:val="20"/>
               </w:rPr>
-              <w:t xml:space="preserve">Chrome 90+, Firefox 88+, Safari 14+, Edge 90+</w:t>
+              <w:t>Chrome 90+, Firefox 88+, Safari 14+, Edge 90+</w:t>
             </w:r>
           </w:p>
         </w:tc>
@@ -1856,7 +1854,7 @@
                 <w:sz w:val="20"/>
                 <w:szCs w:val="20"/>
               </w:rPr>
-              <w:t xml:space="preserve">PHP Uzantıları</w:t>
+              <w:t>PHP Uzantıları</w:t>
             </w:r>
           </w:p>
         </w:tc>
@@ -1888,7 +1886,7 @@
                 <w:sz w:val="20"/>
                 <w:szCs w:val="20"/>
               </w:rPr>
-              <w:t xml:space="preserve">json, mbstring, openssl</w:t>
+              <w:t>json, mbstring, openssl</w:t>
             </w:r>
           </w:p>
         </w:tc>
@@ -1920,13 +1918,11 @@
           <w:sz w:val="21"/>
           <w:szCs w:val="21"/>
         </w:rPr>
-        <w:t xml:space="preserve">Pro eklentisi, Lite eklentisinin yüklü ve etkin olmasını zorunlu kılar. Lite olmadan Pro çalışmaz.</w:t>
-      </w:r>
-    </w:p>
-    <w:p>
-      <w:r>
-        <w:br w:type="page"/>
-      </w:r>
+        <w:t>Pro eklentisi, Lite eklentisinin yüklü ve etkin olmasını zorunlu kılar. Lite olmadan Pro çalışmaz.</w:t>
+      </w:r>
+    </w:p>
+    <w:p>
+      <w:r/>
     </w:p>
     <w:p>
       <w:pPr>
@@ -1994,7 +1990,7 @@
           <w:sz w:val="44"/>
           <w:szCs w:val="44"/>
         </w:rPr>
-        <w:t xml:space="preserve">2.  Kurulum</w:t>
+        <w:t>2.  Kurulum</w:t>
       </w:r>
     </w:p>
     <w:p>
@@ -2011,7 +2007,7 @@
           <w:sz w:val="30"/>
           <w:szCs w:val="30"/>
         </w:rPr>
-        <w:t xml:space="preserve">2.1  Lite Eklentisini Kurma</w:t>
+        <w:t>2.1  Lite Eklentisini Kurma</w:t>
       </w:r>
     </w:p>
     <w:p>
@@ -2028,7 +2024,7 @@
           <w:sz w:val="24"/>
           <w:szCs w:val="24"/>
         </w:rPr>
-        <w:t xml:space="preserve">Yöntem A — WordPress Eklenti Dizini</w:t>
+        <w:t>Yöntem A — WordPress Eklenti Dizini</w:t>
       </w:r>
     </w:p>
     <w:p>
@@ -2047,7 +2043,7 @@
           <w:sz w:val="22"/>
           <w:szCs w:val="22"/>
         </w:rPr>
-        <w:t xml:space="preserve">WordPress yönetici paneline giriş yapın</w:t>
+        <w:t>WordPress yönetici paneline giriş yapın</w:t>
       </w:r>
     </w:p>
     <w:p>
@@ -2066,7 +2062,7 @@
           <w:sz w:val="22"/>
           <w:szCs w:val="22"/>
         </w:rPr>
-        <w:t xml:space="preserve">Eklentiler → Yeni Ekle sayfasına gidin</w:t>
+        <w:t>Eklentiler → Yeni Ekle sayfasına gidin</w:t>
       </w:r>
     </w:p>
     <w:p>
@@ -2085,7 +2081,7 @@
           <w:sz w:val="22"/>
           <w:szCs w:val="22"/>
         </w:rPr>
-        <w:t xml:space="preserve">Arama kutusuna "Appointment Booking by ERT" yazın</w:t>
+        <w:t>Arama kutusuna "Appointment Booking by ERT" yazın</w:t>
       </w:r>
     </w:p>
     <w:p>
@@ -2104,7 +2100,7 @@
           <w:sz w:val="22"/>
           <w:szCs w:val="22"/>
         </w:rPr>
-        <w:t xml:space="preserve">"Şimdi Yükle" butonuna tıklayın, ardından "Etkinleştir" seçeneğini tıklayın</w:t>
+        <w:t>"Şimdi Yükle" butonuna tıklayın, ardından "Etkinleştir" seçeneğini tıklayın</w:t>
       </w:r>
     </w:p>
     <w:p>
@@ -2121,7 +2117,7 @@
           <w:sz w:val="24"/>
           <w:szCs w:val="24"/>
         </w:rPr>
-        <w:t xml:space="preserve">Yöntem B — Manuel Yükleme</w:t>
+        <w:t>Yöntem B — Manuel Yükleme</w:t>
       </w:r>
     </w:p>
     <w:p>
@@ -2140,7 +2136,7 @@
           <w:sz w:val="22"/>
           <w:szCs w:val="22"/>
         </w:rPr>
-        <w:t xml:space="preserve">ert-appointment.zip dosyasını wordpress.org veya ertyazilim.com'dan indirin</w:t>
+        <w:t>ert-appointment.zip dosyasını wordpress.org veya ertyazilim.com'dan indirin</w:t>
       </w:r>
     </w:p>
     <w:p>
@@ -2159,7 +2155,7 @@
           <w:sz w:val="22"/>
           <w:szCs w:val="22"/>
         </w:rPr>
-        <w:t xml:space="preserve">Eklentiler → Yeni Ekle → Eklenti Yükle sayfasına gidin</w:t>
+        <w:t>Eklentiler → Yeni Ekle → Eklenti Yükle sayfasına gidin</w:t>
       </w:r>
     </w:p>
     <w:p>
@@ -2178,7 +2174,7 @@
           <w:sz w:val="22"/>
           <w:szCs w:val="22"/>
         </w:rPr>
-        <w:t xml:space="preserve">ZIP dosyasını seçin ve "Şimdi Yükle" butonuna tıklayın</w:t>
+        <w:t>ZIP dosyasını seçin ve "Şimdi Yükle" butonuna tıklayın</w:t>
       </w:r>
     </w:p>
     <w:p>
@@ -2197,7 +2193,7 @@
           <w:sz w:val="22"/>
           <w:szCs w:val="22"/>
         </w:rPr>
-        <w:t xml:space="preserve">"Etkinleştir" butonuna tıklayın</w:t>
+        <w:t>"Etkinleştir" butonuna tıklayın</w:t>
       </w:r>
     </w:p>
     <w:p>
@@ -2226,7 +2222,7 @@
           <w:sz w:val="21"/>
           <w:szCs w:val="21"/>
         </w:rPr>
-        <w:t xml:space="preserve">Etkinleştirme sonrasında wp_erta_ önekli veritabanı tabloları otomatik oluşturulur; herhangi bir SQL çalıştırmanız gerekmez.</w:t>
+        <w:t>Etkinleştirme sonrasında wp_erta_ önekli veritabanı tabloları otomatik oluşturulur; herhangi bir SQL çalıştırmanız gerekmez.</w:t>
       </w:r>
     </w:p>
     <w:p>
@@ -2243,7 +2239,7 @@
           <w:sz w:val="30"/>
           <w:szCs w:val="30"/>
         </w:rPr>
-        <w:t xml:space="preserve">2.2  Pro Eklentisini Kurma</w:t>
+        <w:t>2.2  Pro Eklentisini Kurma</w:t>
       </w:r>
     </w:p>
     <w:p>
@@ -2272,7 +2268,7 @@
           <w:sz w:val="21"/>
           <w:szCs w:val="21"/>
         </w:rPr>
-        <w:t xml:space="preserve">Pro eklentisini kurmadan önce Lite eklentisinin etkin olduğundan emin olun.</w:t>
+        <w:t>Pro eklentisini kurmadan önce Lite eklentisinin etkin olduğundan emin olun.</w:t>
       </w:r>
     </w:p>
     <w:p>
@@ -2291,7 +2287,7 @@
           <w:sz w:val="22"/>
           <w:szCs w:val="22"/>
         </w:rPr>
-        <w:t xml:space="preserve">ertyazilim.com üzerinden Pro lisansı satın alın</w:t>
+        <w:t>ertyazilim.com üzerinden Pro lisansı satın alın</w:t>
       </w:r>
     </w:p>
     <w:p>
@@ -2310,7 +2306,7 @@
           <w:sz w:val="22"/>
           <w:szCs w:val="22"/>
         </w:rPr>
-        <w:t xml:space="preserve">Satın alma sonrası gönderilen e-postadaki ert-appointment-pro.zip dosyasını indirin</w:t>
+        <w:t>Satın alma sonrası gönderilen e-postadaki ert-appointment-pro.zip dosyasını indirin</w:t>
       </w:r>
     </w:p>
     <w:p>
@@ -2329,7 +2325,7 @@
           <w:sz w:val="22"/>
           <w:szCs w:val="22"/>
         </w:rPr>
-        <w:t xml:space="preserve">Eklentiler → Yeni Ekle → Eklenti Yükle sayfasına gidin ve ZIP dosyasını yükleyin</w:t>
+        <w:t>Eklentiler → Yeni Ekle → Eklenti Yükle sayfasına gidin ve ZIP dosyasını yükleyin</w:t>
       </w:r>
     </w:p>
     <w:p>
@@ -2348,7 +2344,7 @@
           <w:sz w:val="22"/>
           <w:szCs w:val="22"/>
         </w:rPr>
-        <w:t xml:space="preserve">"Etkinleştir" butonuna tıklayın</w:t>
+        <w:t>"Etkinleştir" butonuna tıklayın</w:t>
       </w:r>
     </w:p>
     <w:p>
@@ -2367,7 +2363,7 @@
           <w:sz w:val="22"/>
           <w:szCs w:val="22"/>
         </w:rPr>
-        <w:t xml:space="preserve">ERT Appointment → Pro Lisans menüsüne gidin</w:t>
+        <w:t>ERT Appointment → Pro Lisans menüsüne gidin</w:t>
       </w:r>
     </w:p>
     <w:p>
@@ -2386,7 +2382,7 @@
           <w:sz w:val="22"/>
           <w:szCs w:val="22"/>
         </w:rPr>
-        <w:t xml:space="preserve">E-postayla gelen lisans anahtarını ilgili alana girin</w:t>
+        <w:t>E-postayla gelen lisans anahtarını ilgili alana girin</w:t>
       </w:r>
     </w:p>
     <w:p>
@@ -2405,7 +2401,7 @@
           <w:sz w:val="22"/>
           <w:szCs w:val="22"/>
         </w:rPr>
-        <w:t xml:space="preserve">"Lisansı Aktive Et" butonuna tıklayın — Pro özellikler anında aktif hale gelir</w:t>
+        <w:t>"Lisansı Aktive Et" butonuna tıklayın — Pro özellikler anında aktif hale gelir</w:t>
       </w:r>
     </w:p>
     <w:p>
@@ -2422,7 +2418,7 @@
           <w:sz w:val="30"/>
           <w:szCs w:val="30"/>
         </w:rPr>
-        <w:t xml:space="preserve">2.3  Hızlı Başlangıç</w:t>
+        <w:t>2.3  Hızlı Başlangıç</w:t>
       </w:r>
     </w:p>
     <w:p>
@@ -2436,7 +2432,7 @@
           <w:sz w:val="22"/>
           <w:szCs w:val="22"/>
         </w:rPr>
-        <w:t xml:space="preserve">Kurulumun ardından ilk rezervasyonu almaya hazır hale gelmek için şu adımları izleyin:</w:t>
+        <w:t>Kurulumun ardından ilk rezervasyonu almaya hazır hale gelmek için şu adımları izleyin:</w:t>
       </w:r>
     </w:p>
     <w:p>
@@ -2455,7 +2451,7 @@
           <w:sz w:val="22"/>
           <w:szCs w:val="22"/>
         </w:rPr>
-        <w:t xml:space="preserve">ERT Appointment → Departmanlar → Yeni Departman oluşturun (örn. "Genel Muayene")</w:t>
+        <w:t>ERT Appointment → Departmanlar → Yeni Departman oluşturun (örn. "Genel Muayene")</w:t>
       </w:r>
     </w:p>
     <w:p>
@@ -2474,7 +2470,7 @@
           <w:sz w:val="22"/>
           <w:szCs w:val="22"/>
         </w:rPr>
-        <w:t xml:space="preserve">ERT Appointment → Sağlayıcılar → Yeni Sağlayıcı oluşturun ve departmana atayın</w:t>
+        <w:t>ERT Appointment → Sağlayıcılar → Yeni Sağlayıcı oluşturun ve departmana atayın</w:t>
       </w:r>
     </w:p>
     <w:p>
@@ -2493,7 +2489,7 @@
           <w:sz w:val="22"/>
           <w:szCs w:val="22"/>
         </w:rPr>
-        <w:t xml:space="preserve">ERT Appointment → Çalışma Saatleri → Sağlayıcının uygun günlerini ve saatlerini girin</w:t>
+        <w:t>ERT Appointment → Çalışma Saatleri → Sağlayıcının uygun günlerini ve saatlerini girin</w:t>
       </w:r>
     </w:p>
     <w:p>
@@ -2512,7 +2508,7 @@
           <w:sz w:val="22"/>
           <w:szCs w:val="22"/>
         </w:rPr>
-        <w:t xml:space="preserve">ERT Appointment → Formlar → Varsayılan formu inceleyin ya da özel form oluşturun</w:t>
+        <w:t>ERT Appointment → Formlar → Varsayılan formu inceleyin ya da özel form oluşturun</w:t>
       </w:r>
     </w:p>
     <w:p>
@@ -2531,7 +2527,7 @@
           <w:sz w:val="22"/>
           <w:szCs w:val="22"/>
         </w:rPr>
-        <w:t xml:space="preserve">ERT Appointment → Ayarlar → Slot süresini ve onay modunu yapılandırın</w:t>
+        <w:t>ERT Appointment → Ayarlar → Slot süresini ve onay modunu yapılandırın</w:t>
       </w:r>
     </w:p>
     <w:p>
@@ -2550,7 +2546,7 @@
           <w:sz w:val="22"/>
           <w:szCs w:val="22"/>
         </w:rPr>
-        <w:t xml:space="preserve">WordPress'te yeni bir sayfa oluşturun ve içerik alanına [erta_booking] kısa kodunu ekleyin</w:t>
+        <w:t>WordPress'te yeni bir sayfa oluşturun ve içerik alanına [erta_booking] kısa kodunu ekleyin</w:t>
       </w:r>
     </w:p>
     <w:p>
@@ -2569,7 +2565,7 @@
           <w:sz w:val="22"/>
           <w:szCs w:val="22"/>
         </w:rPr>
-        <w:t xml:space="preserve">Sayfayı yayınlayın — rezervasyon widget'ı artık hazır!</w:t>
+        <w:t>Sayfayı yayınlayın — rezervasyon widget'ı artık hazır!</w:t>
       </w:r>
     </w:p>
     <w:p>
@@ -2598,13 +2594,11 @@
           <w:sz w:val="21"/>
           <w:szCs w:val="21"/>
         </w:rPr>
-        <w:t xml:space="preserve">Aynı sayfaya [erta_my_appointments] kısa kodunu ekleyerek giriş yapmış kullanıcıların kendi randevularını yönetmesine izin verebilirsiniz.</w:t>
-      </w:r>
-    </w:p>
-    <w:p>
-      <w:r>
-        <w:br w:type="page"/>
-      </w:r>
+        <w:t>Aynı sayfaya [erta_my_appointments] kısa kodunu ekleyerek giriş yapmış kullanıcıların kendi randevularını yönetmesine izin verebilirsiniz.</w:t>
+      </w:r>
+    </w:p>
+    <w:p>
+      <w:r/>
     </w:p>
     <w:p>
       <w:pPr>
@@ -2672,7 +2666,7 @@
           <w:sz w:val="44"/>
           <w:szCs w:val="44"/>
         </w:rPr>
-        <w:t xml:space="preserve">3.  Departman Yönetimi</w:t>
+        <w:t>3.  Departman Yönetimi</w:t>
       </w:r>
     </w:p>
     <w:p>
@@ -2689,7 +2683,7 @@
           <w:sz w:val="30"/>
           <w:szCs w:val="30"/>
         </w:rPr>
-        <w:t xml:space="preserve">3.1  Departman Nedir?</w:t>
+        <w:t>3.1  Departman Nedir?</w:t>
       </w:r>
     </w:p>
     <w:p>
@@ -2703,7 +2697,7 @@
           <w:sz w:val="22"/>
           <w:szCs w:val="22"/>
         </w:rPr>
-        <w:t xml:space="preserve">Departmanlar, sağlayıcıları ve hizmetleri mantıksal gruplara ayırmanızı sağlar. Müşteri rezervasyon yaparken önce departmanı, ardından o departmana bağlı sağlayıcıyı seçer. Departmanlar isteğe bağlıdır; yalnızca tek sağlayıcı çalışıyorsa departman adımı gizlenebilir.</w:t>
+        <w:t>Departmanlar, sağlayıcıları ve hizmetleri mantıksal gruplara ayırmanızı sağlar. Müşteri rezervasyon yaparken önce departmanı, ardından o departmana bağlı sağlayıcıyı seçer. Departmanlar isteğe bağlıdır; yalnızca tek sağlayıcı çalışıyorsa departman adımı gizlenebilir.</w:t>
       </w:r>
     </w:p>
     <w:p>
@@ -2717,7 +2711,7 @@
           <w:sz w:val="22"/>
           <w:szCs w:val="22"/>
         </w:rPr>
-        <w:t xml:space="preserve">Örnek yapılandırmalar:</w:t>
+        <w:t>Örnek yapılandırmalar:</w:t>
       </w:r>
     </w:p>
     <w:p>
@@ -2736,7 +2730,7 @@
           <w:sz w:val="22"/>
           <w:szCs w:val="22"/>
         </w:rPr>
-        <w:t xml:space="preserve">Özel klinik  →  Genel Muayene · Diş · Göz · Ortopedi</w:t>
+        <w:t>Özel klinik  →  Genel Muayene · Diş · Göz · Ortopedi</w:t>
       </w:r>
     </w:p>
     <w:p>
@@ -2755,7 +2749,7 @@
           <w:sz w:val="22"/>
           <w:szCs w:val="22"/>
         </w:rPr>
-        <w:t xml:space="preserve">Spor tesisi  →  Yüzme · Pilates · Fitness · Yoga</w:t>
+        <w:t>Spor tesisi  →  Yüzme · Pilates · Fitness · Yoga</w:t>
       </w:r>
     </w:p>
     <w:p>
@@ -2774,7 +2768,7 @@
           <w:sz w:val="22"/>
           <w:szCs w:val="22"/>
         </w:rPr>
-        <w:t xml:space="preserve">Danışmanlık  →  Hukuk · Mali Müşavirlik · İnsan Kaynakları</w:t>
+        <w:t>Danışmanlık  →  Hukuk · Mali Müşavirlik · İnsan Kaynakları</w:t>
       </w:r>
     </w:p>
     <w:p>
@@ -2791,7 +2785,7 @@
           <w:sz w:val="30"/>
           <w:szCs w:val="30"/>
         </w:rPr>
-        <w:t xml:space="preserve">3.2  Yeni Departman Oluşturma</w:t>
+        <w:t>3.2  Yeni Departman Oluşturma</w:t>
       </w:r>
     </w:p>
     <w:p>
@@ -2810,7 +2804,7 @@
           <w:sz w:val="22"/>
           <w:szCs w:val="22"/>
         </w:rPr>
-        <w:t xml:space="preserve">ERT Appointment → Departmanlar menüsüne gidin</w:t>
+        <w:t>ERT Appointment → Departmanlar menüsüne gidin</w:t>
       </w:r>
     </w:p>
     <w:p>
@@ -2829,7 +2823,7 @@
           <w:sz w:val="22"/>
           <w:szCs w:val="22"/>
         </w:rPr>
-        <w:t xml:space="preserve">Sağ üstteki "Yeni Departman" butonuna tıklayın</w:t>
+        <w:t>Sağ üstteki "Yeni Departman" butonuna tıklayın</w:t>
       </w:r>
     </w:p>
     <w:p>
@@ -2848,7 +2842,7 @@
           <w:sz w:val="22"/>
           <w:szCs w:val="22"/>
         </w:rPr>
-        <w:t xml:space="preserve">Aşağıdaki alanları doldurun ve kaydedin:</w:t>
+        <w:t>Aşağıdaki alanları doldurun ve kaydedin:</w:t>
       </w:r>
     </w:p>
     <w:p>
@@ -2867,7 +2861,7 @@
           <w:sz w:val="22"/>
           <w:szCs w:val="22"/>
         </w:rPr>
-        <w:t xml:space="preserve">Ad  —  Müşteriye gösterilecek departman adı</w:t>
+        <w:t>Ad  —  Müşteriye gösterilecek departman adı</w:t>
       </w:r>
     </w:p>
     <w:p>
@@ -2886,7 +2880,7 @@
           <w:sz w:val="22"/>
           <w:szCs w:val="22"/>
         </w:rPr>
-        <w:t xml:space="preserve">Açıklama  —  İsteğe bağlı bilgi metni</w:t>
+        <w:t>Açıklama  —  İsteğe bağlı bilgi metni</w:t>
       </w:r>
     </w:p>
     <w:p>
@@ -2905,7 +2899,7 @@
           <w:sz w:val="22"/>
           <w:szCs w:val="22"/>
         </w:rPr>
-        <w:t xml:space="preserve">Sıra  —  Liste görünüm sırası</w:t>
+        <w:t>Sıra  —  Liste görünüm sırası</w:t>
       </w:r>
     </w:p>
     <w:p>
@@ -2924,7 +2918,7 @@
           <w:sz w:val="22"/>
           <w:szCs w:val="22"/>
         </w:rPr>
-        <w:t xml:space="preserve">Durum  —  Aktif / Pasif</w:t>
+        <w:t>Durum  —  Aktif / Pasif</w:t>
       </w:r>
     </w:p>
     <w:p>
@@ -2941,7 +2935,7 @@
           <w:sz w:val="30"/>
           <w:szCs w:val="30"/>
         </w:rPr>
-        <w:t xml:space="preserve">3.3  Departman Düzeyinde Ayar Geçersiz Kılma</w:t>
+        <w:t>3.3  Departman Düzeyinde Ayar Geçersiz Kılma</w:t>
       </w:r>
     </w:p>
     <w:p>
@@ -2955,7 +2949,7 @@
           <w:sz w:val="22"/>
           <w:szCs w:val="22"/>
         </w:rPr>
-        <w:t xml:space="preserve">Her departman, global ayarları bağımsız olarak geçersiz kılabilir (override). Bu sayede farklı hizmetler için farklı slot süreleri ve onay akışları tanımlanabilir.</w:t>
+        <w:t>Her departman, global ayarları bağımsız olarak geçersiz kılabilir (override). Bu sayede farklı hizmetler için farklı slot süreleri ve onay akışları tanımlanabilir.</w:t>
       </w:r>
     </w:p>
     <w:tbl>
@@ -3008,7 +3002,7 @@
                 <w:sz w:val="20"/>
                 <w:szCs w:val="20"/>
               </w:rPr>
-              <w:t xml:space="preserve">Ayar</w:t>
+              <w:t>Ayar</w:t>
             </w:r>
           </w:p>
         </w:tc>
@@ -3042,7 +3036,7 @@
                 <w:sz w:val="20"/>
                 <w:szCs w:val="20"/>
               </w:rPr>
-              <w:t xml:space="preserve">Açıklama</w:t>
+              <w:t>Açıklama</w:t>
             </w:r>
           </w:p>
         </w:tc>
@@ -3078,7 +3072,7 @@
                 <w:sz w:val="20"/>
                 <w:szCs w:val="20"/>
               </w:rPr>
-              <w:t xml:space="preserve">Slot Süresi</w:t>
+              <w:t>Randevu Süresi</w:t>
             </w:r>
           </w:p>
         </w:tc>
@@ -3110,7 +3104,7 @@
                 <w:sz w:val="20"/>
                 <w:szCs w:val="20"/>
               </w:rPr>
-              <w:t xml:space="preserve">Bu departmana özel randevu süresi (dk). Boş bırakılırsa global ayar geçerli olur.</w:t>
+              <w:t>Bu departmana özel randevu süresi (dk). Boş bırakılırsa global ayar geçerli olur.</w:t>
             </w:r>
           </w:p>
         </w:tc>
@@ -3146,7 +3140,7 @@
                 <w:sz w:val="20"/>
                 <w:szCs w:val="20"/>
               </w:rPr>
-              <w:t xml:space="preserve">Tampon Süre</w:t>
+              <w:t>Tampon Süre</w:t>
             </w:r>
           </w:p>
         </w:tc>
@@ -3178,7 +3172,7 @@
                 <w:sz w:val="20"/>
                 <w:szCs w:val="20"/>
               </w:rPr>
-              <w:t xml:space="preserve">Ardışık iki randevu arasındaki zorunlu boşluk (dk). Temizlik ve hazırlık süreleri için kullanın.</w:t>
+              <w:t>Ardışık iki randevu arasındaki zorunlu boşluk (dk). Temizlik ve hazırlık süreleri için kullanın.</w:t>
             </w:r>
           </w:p>
         </w:tc>
@@ -3214,7 +3208,7 @@
                 <w:sz w:val="20"/>
                 <w:szCs w:val="20"/>
               </w:rPr>
-              <w:t xml:space="preserve">Onay Modu</w:t>
+              <w:t>Onay Modu</w:t>
             </w:r>
           </w:p>
         </w:tc>
@@ -3246,7 +3240,7 @@
                 <w:sz w:val="20"/>
                 <w:szCs w:val="20"/>
               </w:rPr>
-              <w:t xml:space="preserve">"Otomatik" → rezervasyon anında onaylanır.  "Manuel" → yönetici onaylayana kadar bekler.</w:t>
+              <w:t>"Otomatik" → rezervasyon anında onaylanır.  "Manuel" → yönetici onaylayana kadar bekler.</w:t>
             </w:r>
           </w:p>
         </w:tc>
@@ -3282,7 +3276,7 @@
                 <w:sz w:val="20"/>
                 <w:szCs w:val="20"/>
               </w:rPr>
-              <w:t xml:space="preserve">Maks. İleri Gün</w:t>
+              <w:t>Maks. İleri Gün</w:t>
             </w:r>
           </w:p>
         </w:tc>
@@ -3314,7 +3308,7 @@
                 <w:sz w:val="20"/>
                 <w:szCs w:val="20"/>
               </w:rPr>
-              <w:t xml:space="preserve">Müşterinin kaç gün öncesine kadar rezervasyon yapabileceği.</w:t>
+              <w:t>Müşterinin kaç gün öncesine kadar rezervasyon yapabileceği.</w:t>
             </w:r>
           </w:p>
         </w:tc>
@@ -3350,7 +3344,7 @@
                 <w:sz w:val="20"/>
                 <w:szCs w:val="20"/>
               </w:rPr>
-              <w:t xml:space="preserve">Min. Önceden</w:t>
+              <w:t>Min. Önceden</w:t>
             </w:r>
           </w:p>
         </w:tc>
@@ -3382,16 +3376,14 @@
                 <w:sz w:val="20"/>
                 <w:szCs w:val="20"/>
               </w:rPr>
-              <w:t xml:space="preserve">Rezervasyonun en az kaç saat önceden yapılması gerektiği.</w:t>
+              <w:t>Rezervasyonun en az kaç saat önceden yapılması gerektiği.</w:t>
             </w:r>
           </w:p>
         </w:tc>
       </w:tr>
     </w:tbl>
     <w:p>
-      <w:r>
-        <w:br w:type="page"/>
-      </w:r>
+      <w:r/>
     </w:p>
     <w:p>
       <w:pPr>
@@ -3459,7 +3451,7 @@
           <w:sz w:val="44"/>
           <w:szCs w:val="44"/>
         </w:rPr>
-        <w:t xml:space="preserve">4.  Sağlayıcı Yönetimi</w:t>
+        <w:t>4.  Sağlayıcı Yönetimi</w:t>
       </w:r>
     </w:p>
     <w:p>
@@ -3476,7 +3468,7 @@
           <w:sz w:val="30"/>
           <w:szCs w:val="30"/>
         </w:rPr>
-        <w:t xml:space="preserve">4.1  Sağlayıcı Nedir?</w:t>
+        <w:t>4.1  Sağlayıcı Nedir?</w:t>
       </w:r>
     </w:p>
     <w:p>
@@ -3490,7 +3482,7 @@
           <w:sz w:val="22"/>
           <w:szCs w:val="22"/>
         </w:rPr>
-        <w:t xml:space="preserve">Sağlayıcılar, müşterilerin randevu alacağı kişi veya kaynaklardır. Bir sağlayıcı; doktor, terapist, öğretmen ya da bir ekipman (masaj yatağı, kayıt stüdyosu odası) olabilir. Bir sağlayıcı birden fazla departmana aynı anda atanabilir.</w:t>
+        <w:t>Sağlayıcılar, müşterilerin randevu alacağı kişi veya kaynaklardır. Bir sağlayıcı; doktor, terapist, öğretmen ya da bir ekipman (masaj yatağı, kayıt stüdyosu odası) olabilir. Bir sağlayıcı birden fazla departmana aynı anda atanabilir.</w:t>
       </w:r>
     </w:p>
     <w:p>
@@ -3507,7 +3499,7 @@
           <w:sz w:val="30"/>
           <w:szCs w:val="30"/>
         </w:rPr>
-        <w:t xml:space="preserve">4.2  Sağlayıcı Oluşturma</w:t>
+        <w:t>4.2  Sağlayıcı Oluşturma</w:t>
       </w:r>
     </w:p>
     <w:p>
@@ -3526,7 +3518,7 @@
           <w:sz w:val="22"/>
           <w:szCs w:val="22"/>
         </w:rPr>
-        <w:t xml:space="preserve">ERT Appointment → Sağlayıcılar → Yeni Sağlayıcı</w:t>
+        <w:t>ERT Appointment → Sağlayıcılar → Yeni Sağlayıcı</w:t>
       </w:r>
     </w:p>
     <w:p>
@@ -3545,7 +3537,7 @@
           <w:sz w:val="22"/>
           <w:szCs w:val="22"/>
         </w:rPr>
-        <w:t xml:space="preserve">Ad, soyad ve e-posta girin</w:t>
+        <w:t>Ad, soyad ve e-posta girin</w:t>
       </w:r>
     </w:p>
     <w:p>
@@ -3564,7 +3556,7 @@
           <w:sz w:val="22"/>
           <w:szCs w:val="22"/>
         </w:rPr>
-        <w:t xml:space="preserve">Atanacağı departman(lar)ı seçin</w:t>
+        <w:t>Atanacağı departman(lar)ı seçin</w:t>
       </w:r>
     </w:p>
     <w:p>
@@ -3583,7 +3575,7 @@
           <w:sz w:val="22"/>
           <w:szCs w:val="22"/>
         </w:rPr>
-        <w:t xml:space="preserve">İsteğe bağlı olarak bir WordPress kullanıcısıyla ilişkilendirin (sağlayıcı kendi portalına erişebilsin)</w:t>
+        <w:t>İsteğe bağlı olarak bir WordPress kullanıcısıyla ilişkilendirin (sağlayıcı kendi portalına erişebilsin)</w:t>
       </w:r>
     </w:p>
     <w:p>
@@ -3602,7 +3594,7 @@
           <w:sz w:val="22"/>
           <w:szCs w:val="22"/>
         </w:rPr>
-        <w:t xml:space="preserve">Profil fotoğrafı yükleyin</w:t>
+        <w:t>Profil fotoğrafı yükleyin</w:t>
       </w:r>
     </w:p>
     <w:p>
@@ -3621,7 +3613,7 @@
           <w:sz w:val="22"/>
           <w:szCs w:val="22"/>
         </w:rPr>
-        <w:t xml:space="preserve">Kaydedin</w:t>
+        <w:t>Kaydedin</w:t>
       </w:r>
     </w:p>
     <w:p>
@@ -3638,7 +3630,7 @@
           <w:sz w:val="30"/>
           <w:szCs w:val="30"/>
         </w:rPr>
-        <w:t xml:space="preserve">4.3  Çalışma Saatleri ve Öncelik Sırası</w:t>
+        <w:t>4.3  Çalışma Saatleri ve Öncelik Sırası</w:t>
       </w:r>
     </w:p>
     <w:p>
@@ -3652,7 +3644,7 @@
           <w:sz w:val="22"/>
           <w:szCs w:val="22"/>
         </w:rPr>
-        <w:t xml:space="preserve">Slot hesaplamasında üç kademeli bir öncelik sistemi uygulanır:</w:t>
+        <w:t>Slot hesaplamasında üç kademeli bir öncelik sistemi uygulanır:</w:t>
       </w:r>
     </w:p>
     <w:p>
@@ -3671,7 +3663,7 @@
           <w:sz w:val="22"/>
           <w:szCs w:val="22"/>
         </w:rPr>
-        <w:t xml:space="preserve">Global çalışma saatleri  (en düşük öncelik, tüm sistem için varsayılan)</w:t>
+        <w:t>Global çalışma saatleri  (en düşük öncelik, tüm sistem için varsayılan)</w:t>
       </w:r>
     </w:p>
     <w:p>
@@ -3690,7 +3682,7 @@
           <w:sz w:val="22"/>
           <w:szCs w:val="22"/>
         </w:rPr>
-        <w:t xml:space="preserve">Departman çalışma saatleri  (ilgili departmana özel, global'ı ezer)</w:t>
+        <w:t>Departman çalışma saatleri  (ilgili departmana özel, global'ı ezer)</w:t>
       </w:r>
     </w:p>
     <w:p>
@@ -3709,7 +3701,7 @@
           <w:sz w:val="22"/>
           <w:szCs w:val="22"/>
         </w:rPr>
-        <w:t xml:space="preserve">Sağlayıcı çalışma saatleri  (en yüksek öncelik, tüm üst ayarları ezer)</w:t>
+        <w:t>Sağlayıcı çalışma saatleri  (en yüksek öncelik, tüm üst ayarları ezer)</w:t>
       </w:r>
     </w:p>
     <w:p>
@@ -3723,7 +3715,7 @@
           <w:sz w:val="22"/>
           <w:szCs w:val="22"/>
         </w:rPr>
-        <w:t xml:space="preserve">Her gün için şu alanlar yapılandırılabilir:</w:t>
+        <w:t>Her gün için şu alanlar yapılandırılabilir:</w:t>
       </w:r>
     </w:p>
     <w:tbl>
@@ -3776,7 +3768,7 @@
                 <w:sz w:val="20"/>
                 <w:szCs w:val="20"/>
               </w:rPr>
-              <w:t xml:space="preserve">Alan</w:t>
+              <w:t>Alan</w:t>
             </w:r>
           </w:p>
         </w:tc>
@@ -3810,7 +3802,7 @@
                 <w:sz w:val="20"/>
                 <w:szCs w:val="20"/>
               </w:rPr>
-              <w:t xml:space="preserve">Açıklama</w:t>
+              <w:t>Açıklama</w:t>
             </w:r>
           </w:p>
         </w:tc>
@@ -3846,7 +3838,7 @@
                 <w:sz w:val="20"/>
                 <w:szCs w:val="20"/>
               </w:rPr>
-              <w:t xml:space="preserve">Aktif / Pasif</w:t>
+              <w:t>Aktif / Pasif</w:t>
             </w:r>
           </w:p>
         </w:tc>
@@ -3878,7 +3870,7 @@
                 <w:sz w:val="20"/>
                 <w:szCs w:val="20"/>
               </w:rPr>
-              <w:t xml:space="preserve">Sağlayıcının o gün çalışıp çalışmadığı</w:t>
+              <w:t>Sağlayıcının o gün çalışıp çalışmadığı</w:t>
             </w:r>
           </w:p>
         </w:tc>
@@ -3914,7 +3906,7 @@
                 <w:sz w:val="20"/>
                 <w:szCs w:val="20"/>
               </w:rPr>
-              <w:t xml:space="preserve">Başlangıç</w:t>
+              <w:t>Başlangıç</w:t>
             </w:r>
           </w:p>
         </w:tc>
@@ -3946,7 +3938,7 @@
                 <w:sz w:val="20"/>
                 <w:szCs w:val="20"/>
               </w:rPr>
-              <w:t xml:space="preserve">Günlük çalışma başlangıç saati (örn. 09:00)</w:t>
+              <w:t>Günlük çalışma başlangıç saati (örn. 09:00)</w:t>
             </w:r>
           </w:p>
         </w:tc>
@@ -3982,7 +3974,7 @@
                 <w:sz w:val="20"/>
                 <w:szCs w:val="20"/>
               </w:rPr>
-              <w:t xml:space="preserve">Bitiş</w:t>
+              <w:t>Bitiş</w:t>
             </w:r>
           </w:p>
         </w:tc>
@@ -4014,7 +4006,7 @@
                 <w:sz w:val="20"/>
                 <w:szCs w:val="20"/>
               </w:rPr>
-              <w:t xml:space="preserve">Günlük çalışma bitiş saati (örn. 18:00)</w:t>
+              <w:t>Günlük çalışma bitiş saati (örn. 18:00)</w:t>
             </w:r>
           </w:p>
         </w:tc>
@@ -4050,7 +4042,7 @@
                 <w:sz w:val="20"/>
                 <w:szCs w:val="20"/>
               </w:rPr>
-              <w:t xml:space="preserve">Mola Saatleri</w:t>
+              <w:t>Mola Saatleri</w:t>
             </w:r>
           </w:p>
         </w:tc>
@@ -4082,7 +4074,7 @@
                 <w:sz w:val="20"/>
                 <w:szCs w:val="20"/>
               </w:rPr>
-              <w:t xml:space="preserve">Birden fazla mola tanımlanabilir; örn. 12:00–13:00 ve 15:30–15:45</w:t>
+              <w:t>Birden fazla mola tanımlanabilir; örn. 12:00–13:00 ve 15:30–15:45</w:t>
             </w:r>
           </w:p>
         </w:tc>
@@ -4102,7 +4094,7 @@
           <w:sz w:val="30"/>
           <w:szCs w:val="30"/>
         </w:rPr>
-        <w:t xml:space="preserve">4.4  Özel Günler</w:t>
+        <w:t>4.4  Özel Günler</w:t>
       </w:r>
     </w:p>
     <w:p>
@@ -4116,7 +4108,7 @@
           <w:sz w:val="22"/>
           <w:szCs w:val="22"/>
         </w:rPr>
-        <w:t xml:space="preserve">Tatil günleri veya normalden farklı saatlerle çalışılan günler "Özel Günler" olarak tanımlanır. Bir özel gün tanımlandığında o tarihe ait haftalık program yoksayılır.</w:t>
+        <w:t>Tatil günleri veya normalden farklı saatlerle çalışılan günler "Özel Günler" olarak tanımlanır. Bir özel gün tanımlandığında o tarihe ait haftalık program yoksayılır.</w:t>
       </w:r>
     </w:p>
     <w:p>
@@ -4145,13 +4137,11 @@
           <w:sz w:val="21"/>
           <w:szCs w:val="21"/>
         </w:rPr>
-        <w:t xml:space="preserve">Özel gün, "Kapalı" olarak işaretlenirse o tarihte hiç slot üretilmez; özel saatlerle tanımlanırsa yalnızca belirtilen saatler geçerli olur.</w:t>
-      </w:r>
-    </w:p>
-    <w:p>
-      <w:r>
-        <w:br w:type="page"/>
-      </w:r>
+        <w:t>Özel gün, "Kapalı" olarak işaretlenirse o tarihte hiç slot üretilmez; özel saatlerle tanımlanırsa yalnızca belirtilen saatler geçerli olur.</w:t>
+      </w:r>
+    </w:p>
+    <w:p>
+      <w:r/>
     </w:p>
     <w:p>
       <w:pPr>
@@ -4219,7 +4209,7 @@
           <w:sz w:val="44"/>
           <w:szCs w:val="44"/>
         </w:rPr>
-        <w:t xml:space="preserve">5.  Rezervasyon Formları</w:t>
+        <w:t>5.  Rezervasyon Formları</w:t>
       </w:r>
     </w:p>
     <w:p>
@@ -4236,7 +4226,7 @@
           <w:sz w:val="30"/>
           <w:szCs w:val="30"/>
         </w:rPr>
-        <w:t xml:space="preserve">5.1  Form Nedir?</w:t>
+        <w:t>5.1  Form Nedir?</w:t>
       </w:r>
     </w:p>
     <w:p>
@@ -4250,7 +4240,7 @@
           <w:sz w:val="22"/>
           <w:szCs w:val="22"/>
         </w:rPr>
-        <w:t xml:space="preserve">Özel rezervasyon formları, müşteriden randevu sırasında ek bilgi toplamanızı sağlar. Her form bir departmana veya sağlayıcıya atanabilir; müşteri rezervasyon akışında belirlenen adımda bu formu doldurur.</w:t>
+        <w:t>Özel rezervasyon formları, müşteriden randevu sırasında ek bilgi toplamanızı sağlar. Her form bir departmana veya sağlayıcıya atanabilir; müşteri rezervasyon akışında belirlenen adımda bu formu doldurur.</w:t>
       </w:r>
     </w:p>
     <w:p>
@@ -4267,7 +4257,7 @@
           <w:sz w:val="30"/>
           <w:szCs w:val="30"/>
         </w:rPr>
-        <w:t xml:space="preserve">5.2  Desteklenen Alan Türleri</w:t>
+        <w:t>5.2  Desteklenen Alan Türleri</w:t>
       </w:r>
     </w:p>
     <w:tbl>
@@ -4320,7 +4310,7 @@
                 <w:sz w:val="20"/>
                 <w:szCs w:val="20"/>
               </w:rPr>
-              <w:t xml:space="preserve">Alan Türü</w:t>
+              <w:t>Alan Türü</w:t>
             </w:r>
           </w:p>
         </w:tc>
@@ -4354,7 +4344,7 @@
                 <w:sz w:val="20"/>
                 <w:szCs w:val="20"/>
               </w:rPr>
-              <w:t xml:space="preserve">Kullanım</w:t>
+              <w:t>Kullanım</w:t>
             </w:r>
           </w:p>
         </w:tc>
@@ -4390,7 +4380,7 @@
                 <w:sz w:val="20"/>
                 <w:szCs w:val="20"/>
               </w:rPr>
-              <w:t xml:space="preserve">Metin (text)</w:t>
+              <w:t>Metin (text)</w:t>
             </w:r>
           </w:p>
         </w:tc>
@@ -4422,7 +4412,7 @@
                 <w:sz w:val="20"/>
                 <w:szCs w:val="20"/>
               </w:rPr>
-              <w:t xml:space="preserve">Kısa tek satırlı metin. Örnek: "Şikayet / Notlar"</w:t>
+              <w:t>Kısa tek satırlı metin. Örnek: "Şikayet / Notlar"</w:t>
             </w:r>
           </w:p>
         </w:tc>
@@ -4458,7 +4448,7 @@
                 <w:sz w:val="20"/>
                 <w:szCs w:val="20"/>
               </w:rPr>
-              <w:t xml:space="preserve">E-posta (email)</w:t>
+              <w:t>E-posta (email)</w:t>
             </w:r>
           </w:p>
         </w:tc>
@@ -4490,7 +4480,7 @@
                 <w:sz w:val="20"/>
                 <w:szCs w:val="20"/>
               </w:rPr>
-              <w:t xml:space="preserve">Format doğrulamalı e-posta adresi girişi</w:t>
+              <w:t>Format doğrulamalı e-posta adresi girişi</w:t>
             </w:r>
           </w:p>
         </w:tc>
@@ -4526,7 +4516,7 @@
                 <w:sz w:val="20"/>
                 <w:szCs w:val="20"/>
               </w:rPr>
-              <w:t xml:space="preserve">Telefon (phone)</w:t>
+              <w:t>Telefon (phone)</w:t>
             </w:r>
           </w:p>
         </w:tc>
@@ -4558,7 +4548,7 @@
                 <w:sz w:val="20"/>
                 <w:szCs w:val="20"/>
               </w:rPr>
-              <w:t xml:space="preserve">Telefon numarası girişi</w:t>
+              <w:t>Telefon numarası girişi</w:t>
             </w:r>
           </w:p>
         </w:tc>
@@ -4594,7 +4584,7 @@
                 <w:sz w:val="20"/>
                 <w:szCs w:val="20"/>
               </w:rPr>
-              <w:t xml:space="preserve">Metin Alanı (textarea)</w:t>
+              <w:t>Metin Alanı (textarea)</w:t>
             </w:r>
           </w:p>
         </w:tc>
@@ -4626,7 +4616,7 @@
                 <w:sz w:val="20"/>
                 <w:szCs w:val="20"/>
               </w:rPr>
-              <w:t xml:space="preserve">Çok satırlı uzun metin</w:t>
+              <w:t>Çok satırlı uzun metin</w:t>
             </w:r>
           </w:p>
         </w:tc>
@@ -4662,7 +4652,7 @@
                 <w:sz w:val="20"/>
                 <w:szCs w:val="20"/>
               </w:rPr>
-              <w:t xml:space="preserve">Seçim (select)</w:t>
+              <w:t>Seçim (select)</w:t>
             </w:r>
           </w:p>
         </w:tc>
@@ -4694,7 +4684,7 @@
                 <w:sz w:val="20"/>
                 <w:szCs w:val="20"/>
               </w:rPr>
-              <w:t xml:space="preserve">Açılır listeden tek seçim</w:t>
+              <w:t>Açılır listeden tek seçim</w:t>
             </w:r>
           </w:p>
         </w:tc>
@@ -4730,7 +4720,7 @@
                 <w:sz w:val="20"/>
                 <w:szCs w:val="20"/>
               </w:rPr>
-              <w:t xml:space="preserve">Onay Kutusu (checkbox)</w:t>
+              <w:t>Onay Kutusu (checkbox)</w:t>
             </w:r>
           </w:p>
         </w:tc>
@@ -4762,7 +4752,7 @@
                 <w:sz w:val="20"/>
                 <w:szCs w:val="20"/>
               </w:rPr>
-              <w:t xml:space="preserve">Çoklu seçim — birden fazla seçenek işaretlenebilir</w:t>
+              <w:t>Çoklu seçim — birden fazla seçenek işaretlenebilir</w:t>
             </w:r>
           </w:p>
         </w:tc>
@@ -4798,7 +4788,7 @@
                 <w:sz w:val="20"/>
                 <w:szCs w:val="20"/>
               </w:rPr>
-              <w:t xml:space="preserve">Tarih (date)</w:t>
+              <w:t>Tarih (date)</w:t>
             </w:r>
           </w:p>
         </w:tc>
@@ -4830,7 +4820,7 @@
                 <w:sz w:val="20"/>
                 <w:szCs w:val="20"/>
               </w:rPr>
-              <w:t xml:space="preserve">Takvimli tarih seçici</w:t>
+              <w:t>Takvimli tarih seçici</w:t>
             </w:r>
           </w:p>
         </w:tc>
@@ -4866,7 +4856,7 @@
                 <w:sz w:val="20"/>
                 <w:szCs w:val="20"/>
               </w:rPr>
-              <w:t xml:space="preserve">Gizli (hidden)</w:t>
+              <w:t>Gizli (hidden)</w:t>
             </w:r>
           </w:p>
         </w:tc>
@@ -4898,7 +4888,7 @@
                 <w:sz w:val="20"/>
                 <w:szCs w:val="20"/>
               </w:rPr>
-              <w:t xml:space="preserve">Sabit değer taşır; müşteriye görünmez, arka planda veri iletir</w:t>
+              <w:t>Sabit değer taşır; müşteriye görünmez, arka planda veri iletir</w:t>
             </w:r>
           </w:p>
         </w:tc>
@@ -4918,7 +4908,7 @@
           <w:sz w:val="30"/>
           <w:szCs w:val="30"/>
         </w:rPr>
-        <w:t xml:space="preserve">5.3  Form Oluşturma</w:t>
+        <w:t>5.3  Form Oluşturma</w:t>
       </w:r>
     </w:p>
     <w:p>
@@ -4937,7 +4927,7 @@
           <w:sz w:val="22"/>
           <w:szCs w:val="22"/>
         </w:rPr>
-        <w:t xml:space="preserve">ERT Appointment → Formlar → Yeni Form</w:t>
+        <w:t>ERT Appointment → Formlar → Yeni Form</w:t>
       </w:r>
     </w:p>
     <w:p>
@@ -4956,7 +4946,7 @@
           <w:sz w:val="22"/>
           <w:szCs w:val="22"/>
         </w:rPr>
-        <w:t xml:space="preserve">Form adını girin</w:t>
+        <w:t>Form adını girin</w:t>
       </w:r>
     </w:p>
     <w:p>
@@ -4975,7 +4965,7 @@
           <w:sz w:val="22"/>
           <w:szCs w:val="22"/>
         </w:rPr>
-        <w:t xml:space="preserve">"Alan Ekle" butonu ile istediğiniz alan türlerini ekleyin</w:t>
+        <w:t>"Alan Ekle" butonu ile istediğiniz alan türlerini ekleyin</w:t>
       </w:r>
     </w:p>
     <w:p>
@@ -4994,7 +4984,7 @@
           <w:sz w:val="22"/>
           <w:szCs w:val="22"/>
         </w:rPr>
-        <w:t xml:space="preserve">Her alan için etiket, zorunlu mu (required) ve açıklama bilgisini doldurun</w:t>
+        <w:t>Her alan için etiket, zorunlu mu (required) ve açıklama bilgisini doldurun</w:t>
       </w:r>
     </w:p>
     <w:p>
@@ -5013,7 +5003,7 @@
           <w:sz w:val="22"/>
           <w:szCs w:val="22"/>
         </w:rPr>
-        <w:t xml:space="preserve">Sürükle-bırak ile alanların sırasını değiştirin</w:t>
+        <w:t>Sürükle-bırak ile alanların sırasını değiştirin</w:t>
       </w:r>
     </w:p>
     <w:p>
@@ -5032,13 +5022,11 @@
           <w:sz w:val="22"/>
           <w:szCs w:val="22"/>
         </w:rPr>
-        <w:t xml:space="preserve">Kaydedin ve ilgili departmana atayın</w:t>
-      </w:r>
-    </w:p>
-    <w:p>
-      <w:r>
-        <w:br w:type="page"/>
-      </w:r>
+        <w:t>Kaydedin ve ilgili departmana atayın</w:t>
+      </w:r>
+    </w:p>
+    <w:p>
+      <w:r/>
     </w:p>
     <w:p>
       <w:pPr>
@@ -5071,7 +5059,7 @@
           <w:sz w:val="52"/>
           <w:szCs w:val="52"/>
         </w:rPr>
-        <w:t xml:space="preserve">  E-posta Bildirimleri</w:t>
+        <w:t xml:space="preserve">  Bildirim Şablonları</w:t>
       </w:r>
     </w:p>
     <w:p>
@@ -5106,7 +5094,7 @@
           <w:sz w:val="44"/>
           <w:szCs w:val="44"/>
         </w:rPr>
-        <w:t xml:space="preserve">6.  E-posta Bildirimleri</w:t>
+        <w:t>6.  Bildirim Şablonları</w:t>
       </w:r>
     </w:p>
     <w:p>
@@ -5123,7 +5111,7 @@
           <w:sz w:val="30"/>
           <w:szCs w:val="30"/>
         </w:rPr>
-        <w:t xml:space="preserve">6.1  Bildirim Türleri</w:t>
+        <w:t>6.1  Bildirim Türleri</w:t>
       </w:r>
     </w:p>
     <w:tbl>
@@ -5176,7 +5164,7 @@
                 <w:sz w:val="20"/>
                 <w:szCs w:val="20"/>
               </w:rPr>
-              <w:t xml:space="preserve">Bildirim</w:t>
+              <w:t>Bildirim</w:t>
             </w:r>
           </w:p>
         </w:tc>
@@ -5210,7 +5198,7 @@
                 <w:sz w:val="20"/>
                 <w:szCs w:val="20"/>
               </w:rPr>
-              <w:t xml:space="preserve">Tetikleyici</w:t>
+              <w:t>Tetikleyici</w:t>
             </w:r>
           </w:p>
         </w:tc>
@@ -5246,7 +5234,7 @@
                 <w:sz w:val="20"/>
                 <w:szCs w:val="20"/>
               </w:rPr>
-              <w:t xml:space="preserve">Rezervasyon Onayı (Müşteri)</w:t>
+              <w:t>Rezervasyon Onayı (Müşteri)</w:t>
             </w:r>
           </w:p>
         </w:tc>
@@ -5278,7 +5266,7 @@
                 <w:sz w:val="20"/>
                 <w:szCs w:val="20"/>
               </w:rPr>
-              <w:t xml:space="preserve">Rezervasyon oluşturulduğunda müşteriye gönderilir</w:t>
+              <w:t>Rezervasyon oluşturulduğunda müşteriye gönderilir</w:t>
             </w:r>
           </w:p>
         </w:tc>
@@ -5314,7 +5302,7 @@
                 <w:sz w:val="20"/>
                 <w:szCs w:val="20"/>
               </w:rPr>
-              <w:t xml:space="preserve">Yeni Rezervasyon (Admin)</w:t>
+              <w:t>Yeni Rezervasyon (Admin)</w:t>
             </w:r>
           </w:p>
         </w:tc>
@@ -5346,7 +5334,7 @@
                 <w:sz w:val="20"/>
                 <w:szCs w:val="20"/>
               </w:rPr>
-              <w:t xml:space="preserve">Yeni rezervasyon geldiğinde yöneticiye / sağlayıcıya gönderilir</w:t>
+              <w:t>Yeni rezervasyon geldiğinde yöneticiye / sağlayıcıya gönderilir</w:t>
             </w:r>
           </w:p>
         </w:tc>
@@ -5382,7 +5370,7 @@
                 <w:sz w:val="20"/>
                 <w:szCs w:val="20"/>
               </w:rPr>
-              <w:t xml:space="preserve">Manuel Onay (Müşteri)</w:t>
+              <w:t>Manuel Onay (Müşteri)</w:t>
             </w:r>
           </w:p>
         </w:tc>
@@ -5414,7 +5402,7 @@
                 <w:sz w:val="20"/>
                 <w:szCs w:val="20"/>
               </w:rPr>
-              <w:t xml:space="preserve">"Onay Modu: Manuel" etkinken yönetici onayladığında gönderilir</w:t>
+              <w:t>"Onay Modu: Manuel" etkinken yönetici onayladığında gönderilir</w:t>
             </w:r>
           </w:p>
         </w:tc>
@@ -5450,7 +5438,7 @@
                 <w:sz w:val="20"/>
                 <w:szCs w:val="20"/>
               </w:rPr>
-              <w:t xml:space="preserve">İptal (Müşteri)</w:t>
+              <w:t>İptal (Müşteri)</w:t>
             </w:r>
           </w:p>
         </w:tc>
@@ -5482,7 +5470,7 @@
                 <w:sz w:val="20"/>
                 <w:szCs w:val="20"/>
               </w:rPr>
-              <w:t xml:space="preserve">Rezervasyon iptal edildiğinde müşteriye gönderilir</w:t>
+              <w:t>Rezervasyon iptal edildiğinde müşteriye gönderilir</w:t>
             </w:r>
           </w:p>
         </w:tc>
@@ -5518,7 +5506,7 @@
                 <w:sz w:val="20"/>
                 <w:szCs w:val="20"/>
               </w:rPr>
-              <w:t xml:space="preserve">İptal (Sağlayıcı)</w:t>
+              <w:t>İptal (Sağlayıcı)</w:t>
             </w:r>
           </w:p>
         </w:tc>
@@ -5550,7 +5538,7 @@
                 <w:sz w:val="20"/>
                 <w:szCs w:val="20"/>
               </w:rPr>
-              <w:t xml:space="preserve">Rezervasyon iptal edildiğinde sağlayıcıya gönderilir</w:t>
+              <w:t>Rezervasyon iptal edildiğinde sağlayıcıya gönderilir</w:t>
             </w:r>
           </w:p>
         </w:tc>
@@ -5586,7 +5574,7 @@
                 <w:sz w:val="20"/>
                 <w:szCs w:val="20"/>
               </w:rPr>
-              <w:t xml:space="preserve">Yeniden Planlama</w:t>
+              <w:t>Yeniden Planlama</w:t>
             </w:r>
           </w:p>
         </w:tc>
@@ -5618,7 +5606,7 @@
                 <w:sz w:val="20"/>
                 <w:szCs w:val="20"/>
               </w:rPr>
-              <w:t xml:space="preserve">Randevu tarihi/saati değiştirildiğinde gönderilir</w:t>
+              <w:t>Randevu tarihi/saati değiştirildiğinde gönderilir</w:t>
             </w:r>
           </w:p>
         </w:tc>
@@ -5654,7 +5642,7 @@
                 <w:sz w:val="20"/>
                 <w:szCs w:val="20"/>
               </w:rPr>
-              <w:t xml:space="preserve">Hatırlatma</w:t>
+              <w:t>Hatırlatma</w:t>
             </w:r>
           </w:p>
         </w:tc>
@@ -5686,7 +5674,7 @@
                 <w:sz w:val="20"/>
                 <w:szCs w:val="20"/>
               </w:rPr>
-              <w:t xml:space="preserve">Randevudan belirli süre önce otomatik gönderilir</w:t>
+              <w:t>Randevudan belirli süre önce otomatik gönderilir</w:t>
             </w:r>
           </w:p>
         </w:tc>
@@ -5706,7 +5694,7 @@
           <w:sz w:val="30"/>
           <w:szCs w:val="30"/>
         </w:rPr>
-        <w:t xml:space="preserve">6.2  Şablon Değişkenleri</w:t>
+        <w:t>6.2  Şablon Değişkenleri</w:t>
       </w:r>
     </w:p>
     <w:p>
@@ -5720,7 +5708,7 @@
           <w:sz w:val="22"/>
           <w:szCs w:val="22"/>
         </w:rPr>
-        <w:t xml:space="preserve">Şablon metninde aşağıdaki dinamik değişkenleri kullanabilirsiniz:</w:t>
+        <w:t>Şablon metninde aşağıdaki dinamik değişkenleri kullanabilirsiniz:</w:t>
       </w:r>
     </w:p>
     <w:tbl>
@@ -5773,7 +5761,7 @@
                 <w:sz w:val="20"/>
                 <w:szCs w:val="20"/>
               </w:rPr>
-              <w:t xml:space="preserve">Değişken</w:t>
+              <w:t>Değişken</w:t>
             </w:r>
           </w:p>
         </w:tc>
@@ -5807,7 +5795,7 @@
                 <w:sz w:val="20"/>
                 <w:szCs w:val="20"/>
               </w:rPr>
-              <w:t xml:space="preserve">Açıklama</w:t>
+              <w:t>Açıklama</w:t>
             </w:r>
           </w:p>
         </w:tc>
@@ -5843,7 +5831,7 @@
                 <w:sz w:val="20"/>
                 <w:szCs w:val="20"/>
               </w:rPr>
-              <w:t xml:space="preserve">{{customer_name}}</w:t>
+              <w:t>{{customer_name}}</w:t>
             </w:r>
           </w:p>
         </w:tc>
@@ -5875,7 +5863,7 @@
                 <w:sz w:val="20"/>
                 <w:szCs w:val="20"/>
               </w:rPr>
-              <w:t xml:space="preserve">Müşterinin tam adı</w:t>
+              <w:t>Müşterinin tam adı</w:t>
             </w:r>
           </w:p>
         </w:tc>
@@ -5911,7 +5899,7 @@
                 <w:sz w:val="20"/>
                 <w:szCs w:val="20"/>
               </w:rPr>
-              <w:t xml:space="preserve">{{customer_email}}</w:t>
+              <w:t>{{customer_email}}</w:t>
             </w:r>
           </w:p>
         </w:tc>
@@ -5943,7 +5931,7 @@
                 <w:sz w:val="20"/>
                 <w:szCs w:val="20"/>
               </w:rPr>
-              <w:t xml:space="preserve">Müşterinin e-posta adresi</w:t>
+              <w:t>Müşterinin e-posta adresi</w:t>
             </w:r>
           </w:p>
         </w:tc>
@@ -5979,7 +5967,7 @@
                 <w:sz w:val="20"/>
                 <w:szCs w:val="20"/>
               </w:rPr>
-              <w:t xml:space="preserve">{{customer_phone}}</w:t>
+              <w:t>{{customer_phone}}</w:t>
             </w:r>
           </w:p>
         </w:tc>
@@ -6011,7 +5999,7 @@
                 <w:sz w:val="20"/>
                 <w:szCs w:val="20"/>
               </w:rPr>
-              <w:t xml:space="preserve">Müşterinin telefon numarası</w:t>
+              <w:t>Müşterinin telefon numarası</w:t>
             </w:r>
           </w:p>
         </w:tc>
@@ -6047,7 +6035,7 @@
                 <w:sz w:val="20"/>
                 <w:szCs w:val="20"/>
               </w:rPr>
-              <w:t xml:space="preserve">{{appointment_date}}</w:t>
+              <w:t>{{appointment_date}}</w:t>
             </w:r>
           </w:p>
         </w:tc>
@@ -6079,7 +6067,7 @@
                 <w:sz w:val="20"/>
                 <w:szCs w:val="20"/>
               </w:rPr>
-              <w:t xml:space="preserve">Randevu tarihi (örn. 15 Mart 2025)</w:t>
+              <w:t>Randevu tarihi (örn. 15 Mart 2025)</w:t>
             </w:r>
           </w:p>
         </w:tc>
@@ -6115,7 +6103,7 @@
                 <w:sz w:val="20"/>
                 <w:szCs w:val="20"/>
               </w:rPr>
-              <w:t xml:space="preserve">{{appointment_time}}</w:t>
+              <w:t>{{appointment_time}}</w:t>
             </w:r>
           </w:p>
         </w:tc>
@@ -6147,7 +6135,7 @@
                 <w:sz w:val="20"/>
                 <w:szCs w:val="20"/>
               </w:rPr>
-              <w:t xml:space="preserve">Randevu saati (örn. 14:30)</w:t>
+              <w:t>Randevu saati (örn. 14:30)</w:t>
             </w:r>
           </w:p>
         </w:tc>
@@ -6183,7 +6171,7 @@
                 <w:sz w:val="20"/>
                 <w:szCs w:val="20"/>
               </w:rPr>
-              <w:t xml:space="preserve">{{appointment_id}}</w:t>
+              <w:t>{{appointment_id}}</w:t>
             </w:r>
           </w:p>
         </w:tc>
@@ -6215,7 +6203,7 @@
                 <w:sz w:val="20"/>
                 <w:szCs w:val="20"/>
               </w:rPr>
-              <w:t xml:space="preserve">Benzersiz rezervasyon numarası</w:t>
+              <w:t>Benzersiz rezervasyon numarası</w:t>
             </w:r>
           </w:p>
         </w:tc>
@@ -6251,7 +6239,7 @@
                 <w:sz w:val="20"/>
                 <w:szCs w:val="20"/>
               </w:rPr>
-              <w:t xml:space="preserve">{{provider_name}}</w:t>
+              <w:t>{{provider_name}}</w:t>
             </w:r>
           </w:p>
         </w:tc>
@@ -6283,7 +6271,7 @@
                 <w:sz w:val="20"/>
                 <w:szCs w:val="20"/>
               </w:rPr>
-              <w:t xml:space="preserve">Sağlayıcının tam adı</w:t>
+              <w:t>Sağlayıcının tam adı</w:t>
             </w:r>
           </w:p>
         </w:tc>
@@ -6319,7 +6307,7 @@
                 <w:sz w:val="20"/>
                 <w:szCs w:val="20"/>
               </w:rPr>
-              <w:t xml:space="preserve">{{department_name}}</w:t>
+              <w:t>{{department_name}}</w:t>
             </w:r>
           </w:p>
         </w:tc>
@@ -6351,7 +6339,7 @@
                 <w:sz w:val="20"/>
                 <w:szCs w:val="20"/>
               </w:rPr>
-              <w:t xml:space="preserve">Departman adı</w:t>
+              <w:t>Departman adı</w:t>
             </w:r>
           </w:p>
         </w:tc>
@@ -6387,7 +6375,7 @@
                 <w:sz w:val="20"/>
                 <w:szCs w:val="20"/>
               </w:rPr>
-              <w:t xml:space="preserve">{{cancel_url}}</w:t>
+              <w:t>{{cancel_url}}</w:t>
             </w:r>
           </w:p>
         </w:tc>
@@ -6419,7 +6407,7 @@
                 <w:sz w:val="20"/>
                 <w:szCs w:val="20"/>
               </w:rPr>
-              <w:t xml:space="preserve">Tek tıkla rezervasyonu iptal eden bağlantı</w:t>
+              <w:t>Tek tıkla rezervasyonu iptal eden bağlantı</w:t>
             </w:r>
           </w:p>
         </w:tc>
@@ -6455,7 +6443,7 @@
                 <w:sz w:val="20"/>
                 <w:szCs w:val="20"/>
               </w:rPr>
-              <w:t xml:space="preserve">{{reschedule_url}}</w:t>
+              <w:t>{{reschedule_url}}</w:t>
             </w:r>
           </w:p>
         </w:tc>
@@ -6487,7 +6475,7 @@
                 <w:sz w:val="20"/>
                 <w:szCs w:val="20"/>
               </w:rPr>
-              <w:t xml:space="preserve">Yeniden planlama bağlantısı</w:t>
+              <w:t>Yeniden planlama bağlantısı</w:t>
             </w:r>
           </w:p>
         </w:tc>
@@ -6523,7 +6511,7 @@
                 <w:sz w:val="20"/>
                 <w:szCs w:val="20"/>
               </w:rPr>
-              <w:t xml:space="preserve">{{site_name}}</w:t>
+              <w:t>{{site_name}}</w:t>
             </w:r>
           </w:p>
         </w:tc>
@@ -6555,7 +6543,7 @@
                 <w:sz w:val="20"/>
                 <w:szCs w:val="20"/>
               </w:rPr>
-              <w:t xml:space="preserve">WordPress site adı</w:t>
+              <w:t>WordPress site adı</w:t>
             </w:r>
           </w:p>
         </w:tc>
@@ -6591,7 +6579,7 @@
                 <w:sz w:val="20"/>
                 <w:szCs w:val="20"/>
               </w:rPr>
-              <w:t xml:space="preserve">{{site_url}}</w:t>
+              <w:t>{{site_url}}</w:t>
             </w:r>
           </w:p>
         </w:tc>
@@ -6623,7 +6611,7 @@
                 <w:sz w:val="20"/>
                 <w:szCs w:val="20"/>
               </w:rPr>
-              <w:t xml:space="preserve">WordPress site URL'si</w:t>
+              <w:t>WordPress site URL'si</w:t>
             </w:r>
           </w:p>
         </w:tc>
@@ -6655,13 +6643,11 @@
           <w:sz w:val="21"/>
           <w:szCs w:val="21"/>
         </w:rPr>
-        <w:t xml:space="preserve">E-posta teslimat güvenilirliği için WP Mail SMTP eklentisiyle birlikte Gmail, SendGrid veya Mailgun gibi bir SMTP servisi kullanmanızı öneririz.</w:t>
-      </w:r>
-    </w:p>
-    <w:p>
-      <w:r>
-        <w:br w:type="page"/>
-      </w:r>
+        <w:t>E-posta teslimat güvenilirliği için WP Mail SMTP eklentisiyle birlikte Gmail, SendGrid veya Mailgun gibi bir SMTP servisi kullanmanızı öneririz.</w:t>
+      </w:r>
+    </w:p>
+    <w:p>
+      <w:r/>
     </w:p>
     <w:p>
       <w:pPr>
@@ -6729,7 +6715,7 @@
           <w:sz w:val="44"/>
           <w:szCs w:val="44"/>
         </w:rPr>
-        <w:t xml:space="preserve">7.  Kısa Kodlar &amp; Widget</w:t>
+        <w:t>7.  Kısa Kodlar &amp; Widget</w:t>
       </w:r>
     </w:p>
     <w:p>
@@ -6746,7 +6732,7 @@
           <w:sz w:val="30"/>
           <w:szCs w:val="30"/>
         </w:rPr>
-        <w:t xml:space="preserve">7.1  [erta_booking]</w:t>
+        <w:t>7.1  [erta_booking]</w:t>
       </w:r>
     </w:p>
     <w:p>
@@ -6760,7 +6746,7 @@
           <w:sz w:val="22"/>
           <w:szCs w:val="22"/>
         </w:rPr>
-        <w:t xml:space="preserve">Rezervasyon widget'ını herhangi bir sayfa veya gönderiye eklemek için bu kısa kodu kullanın:</w:t>
+        <w:t>Rezervasyon widget'ını herhangi bir sayfa veya gönderiye eklemek için bu kısa kodu kullanın:</w:t>
       </w:r>
     </w:p>
     <w:p>
@@ -6775,7 +6761,7 @@
           <w:sz w:val="19"/>
           <w:szCs w:val="19"/>
         </w:rPr>
-        <w:t xml:space="preserve">[erta_booking]</w:t>
+        <w:t>[erta_booking]</w:t>
       </w:r>
     </w:p>
     <w:p>
@@ -6789,7 +6775,7 @@
           <w:sz w:val="22"/>
           <w:szCs w:val="22"/>
         </w:rPr>
-        <w:t xml:space="preserve">İsteğe bağlı parametreler:</w:t>
+        <w:t>İsteğe bağlı parametreler:</w:t>
       </w:r>
     </w:p>
     <w:tbl>
@@ -6842,7 +6828,7 @@
                 <w:sz w:val="20"/>
                 <w:szCs w:val="20"/>
               </w:rPr>
-              <w:t xml:space="preserve">Parametre</w:t>
+              <w:t>Parametre</w:t>
             </w:r>
           </w:p>
         </w:tc>
@@ -6876,7 +6862,7 @@
                 <w:sz w:val="20"/>
                 <w:szCs w:val="20"/>
               </w:rPr>
-              <w:t xml:space="preserve">Açıklama</w:t>
+              <w:t>Açıklama</w:t>
             </w:r>
           </w:p>
         </w:tc>
@@ -6912,7 +6898,7 @@
                 <w:sz w:val="20"/>
                 <w:szCs w:val="20"/>
               </w:rPr>
-              <w:t xml:space="preserve">department="ID"</w:t>
+              <w:t>department="ID"</w:t>
             </w:r>
           </w:p>
         </w:tc>
@@ -6944,7 +6930,7 @@
                 <w:sz w:val="20"/>
                 <w:szCs w:val="20"/>
               </w:rPr>
-              <w:t xml:space="preserve">Belirli bir departmana önceden yönlendirir; departman seçim adımını atlar</w:t>
+              <w:t>Belirli bir departmana önceden yönlendirir; departman seçim adımını atlar</w:t>
             </w:r>
           </w:p>
         </w:tc>
@@ -6980,7 +6966,7 @@
                 <w:sz w:val="20"/>
                 <w:szCs w:val="20"/>
               </w:rPr>
-              <w:t xml:space="preserve">provider="ID"</w:t>
+              <w:t>provider="ID"</w:t>
             </w:r>
           </w:p>
         </w:tc>
@@ -7012,7 +6998,7 @@
                 <w:sz w:val="20"/>
                 <w:szCs w:val="20"/>
               </w:rPr>
-              <w:t xml:space="preserve">Belirli bir sağlayıcıya önceden yönlendirir; sağlayıcı seçim adımını atlar</w:t>
+              <w:t>Belirli bir sağlayıcıya önceden yönlendirir; sağlayıcı seçim adımını atlar</w:t>
             </w:r>
           </w:p>
         </w:tc>
@@ -7048,7 +7034,7 @@
                 <w:sz w:val="20"/>
                 <w:szCs w:val="20"/>
               </w:rPr>
-              <w:t xml:space="preserve">hide_steps="..."</w:t>
+              <w:t>hide_steps="..."</w:t>
             </w:r>
           </w:p>
         </w:tc>
@@ -7080,7 +7066,7 @@
                 <w:sz w:val="20"/>
                 <w:szCs w:val="20"/>
               </w:rPr>
-              <w:t xml:space="preserve">Virgülle ayrılmış adım isimlerini gizler. Örn: hide_steps="department,provider"</w:t>
+              <w:t>Virgülle ayrılmış adım isimlerini gizler. Örn: hide_steps="department,provider"</w:t>
             </w:r>
           </w:p>
         </w:tc>
@@ -7112,7 +7098,7 @@
           <w:sz w:val="21"/>
           <w:szCs w:val="21"/>
         </w:rPr>
-        <w:t xml:space="preserve">Kısa kodu bir blok editör "Kısa Kod" bloğuna veya klasik editörde doğrudan HTML moduna yapıştırın.</w:t>
+        <w:t>Kısa kodu bir blok editör "Kısa Kod" bloğuna veya klasik editörde doğrudan HTML moduna yapıştırın.</w:t>
       </w:r>
     </w:p>
     <w:p>
@@ -7129,7 +7115,7 @@
           <w:sz w:val="30"/>
           <w:szCs w:val="30"/>
         </w:rPr>
-        <w:t xml:space="preserve">7.2  [erta_my_appointments]</w:t>
+        <w:t>7.2  [erta_my_appointments]</w:t>
       </w:r>
     </w:p>
     <w:p>
@@ -7143,7 +7129,7 @@
           <w:sz w:val="22"/>
           <w:szCs w:val="22"/>
         </w:rPr>
-        <w:t xml:space="preserve">Giriş yapmış müşterilerin kendi randevularını görüntüleyip yönetmesine olanak tanır:</w:t>
+        <w:t>Giriş yapmış müşterilerin kendi randevularını görüntüleyip yönetmesine olanak tanır:</w:t>
       </w:r>
     </w:p>
     <w:p>
@@ -7158,7 +7144,7 @@
           <w:sz w:val="19"/>
           <w:szCs w:val="19"/>
         </w:rPr>
-        <w:t xml:space="preserve">[erta_my_appointments]</w:t>
+        <w:t>[erta_my_appointments]</w:t>
       </w:r>
     </w:p>
     <w:p>
@@ -7187,7 +7173,7 @@
           <w:sz w:val="21"/>
           <w:szCs w:val="21"/>
         </w:rPr>
-        <w:t xml:space="preserve">Bu kısa kod, kullanıcının WordPress'e kayıtlı ve giriş yapmış olmasını gerektirir.</w:t>
+        <w:t>Bu kısa kod, kullanıcının WordPress'e kayıtlı ve giriş yapmış olmasını gerektirir.</w:t>
       </w:r>
     </w:p>
     <w:p>
@@ -7204,7 +7190,7 @@
           <w:sz w:val="30"/>
           <w:szCs w:val="30"/>
         </w:rPr>
-        <w:t xml:space="preserve">7.3  Varsayılan Rezervasyon Akışı</w:t>
+        <w:t>7.3  Varsayılan Rezervasyon Akışı</w:t>
       </w:r>
     </w:p>
     <w:p>
@@ -7223,7 +7209,7 @@
           <w:sz w:val="22"/>
           <w:szCs w:val="22"/>
         </w:rPr>
-        <w:t xml:space="preserve">Departman seçimi</w:t>
+        <w:t>Departman seçimi</w:t>
       </w:r>
     </w:p>
     <w:p>
@@ -7242,7 +7228,7 @@
           <w:sz w:val="22"/>
           <w:szCs w:val="22"/>
         </w:rPr>
-        <w:t xml:space="preserve">Sağlayıcı seçimi</w:t>
+        <w:t>Sağlayıcı seçimi</w:t>
       </w:r>
     </w:p>
     <w:p>
@@ -7261,7 +7247,7 @@
           <w:sz w:val="22"/>
           <w:szCs w:val="22"/>
         </w:rPr>
-        <w:t xml:space="preserve">Takvimden gün seçimi</w:t>
+        <w:t>Takvimden gün seçimi</w:t>
       </w:r>
     </w:p>
     <w:p>
@@ -7280,7 +7266,7 @@
           <w:sz w:val="22"/>
           <w:szCs w:val="22"/>
         </w:rPr>
-        <w:t xml:space="preserve">Müsait slot seçimi</w:t>
+        <w:t>Müsait slot seçimi</w:t>
       </w:r>
     </w:p>
     <w:p>
@@ -7299,7 +7285,7 @@
           <w:sz w:val="22"/>
           <w:szCs w:val="22"/>
         </w:rPr>
-        <w:t xml:space="preserve">Özel formu doldurma (yapılandırılmışsa)</w:t>
+        <w:t>Özel formu doldurma (yapılandırılmışsa)</w:t>
       </w:r>
     </w:p>
     <w:p>
@@ -7318,7 +7304,7 @@
           <w:sz w:val="22"/>
           <w:szCs w:val="22"/>
         </w:rPr>
-        <w:t xml:space="preserve">Onay ekranı / Ödeme (Pro)</w:t>
+        <w:t>Onay ekranı / Ödeme (Pro)</w:t>
       </w:r>
     </w:p>
     <w:p>
@@ -7337,7 +7323,7 @@
           <w:sz w:val="22"/>
           <w:szCs w:val="22"/>
         </w:rPr>
-        <w:t xml:space="preserve">Başarı mesajı ve e-posta bildirimi</w:t>
+        <w:t>Başarı mesajı ve e-posta bildirimi</w:t>
       </w:r>
     </w:p>
     <w:p>
@@ -7366,13 +7352,11 @@
           <w:sz w:val="21"/>
           <w:szCs w:val="21"/>
         </w:rPr>
-        <w:t xml:space="preserve">department veya provider parametresi sağlandığında ilgili adım otomatik olarak atlanır ve müşteri doğrudan bir sonraki adıma yönlendirilir.</w:t>
-      </w:r>
-    </w:p>
-    <w:p>
-      <w:r>
-        <w:br w:type="page"/>
-      </w:r>
+        <w:t>department veya provider parametresi sağlandığında ilgili adım otomatik olarak atlanır ve müşteri doğrudan bir sonraki adıma yönlendirilir.</w:t>
+      </w:r>
+    </w:p>
+    <w:p>
+      <w:r/>
     </w:p>
     <w:p>
       <w:pPr>
@@ -7440,7 +7424,7 @@
           <w:sz w:val="44"/>
           <w:szCs w:val="44"/>
         </w:rPr>
-        <w:t xml:space="preserve">8.  REST API</w:t>
+        <w:t>8.  REST API</w:t>
       </w:r>
     </w:p>
     <w:p>
@@ -7457,7 +7441,7 @@
           <w:sz w:val="30"/>
           <w:szCs w:val="30"/>
         </w:rPr>
-        <w:t xml:space="preserve">8.1  Temel Bilgiler</w:t>
+        <w:t>8.1  Temel Bilgiler</w:t>
       </w:r>
     </w:p>
     <w:tbl>
@@ -7507,7 +7491,7 @@
                 <w:sz w:val="20"/>
                 <w:szCs w:val="20"/>
               </w:rPr>
-              <w:t xml:space="preserve">Base URL</w:t>
+              <w:t>Base URL</w:t>
             </w:r>
           </w:p>
         </w:tc>
@@ -7539,7 +7523,7 @@
                 <w:sz w:val="20"/>
                 <w:szCs w:val="20"/>
               </w:rPr>
-              <w:t xml:space="preserve">https://siteniz.com/wp-json/erta/v1/</w:t>
+              <w:t>https://siteniz.com/wp-json/erta/v1/</w:t>
             </w:r>
           </w:p>
         </w:tc>
@@ -7575,7 +7559,7 @@
                 <w:sz w:val="20"/>
                 <w:szCs w:val="20"/>
               </w:rPr>
-              <w:t xml:space="preserve">Kimlik Doğrulama</w:t>
+              <w:t>Kimlik Doğrulama</w:t>
             </w:r>
           </w:p>
         </w:tc>
@@ -7607,7 +7591,7 @@
                 <w:sz w:val="20"/>
                 <w:szCs w:val="20"/>
               </w:rPr>
-              <w:t xml:space="preserve">WordPress Uygulama Şifreleri (Application Passwords) veya JWT</w:t>
+              <w:t>WordPress Uygulama Şifreleri (Application Passwords) veya JWT</w:t>
             </w:r>
           </w:p>
         </w:tc>
@@ -7643,7 +7627,7 @@
                 <w:sz w:val="20"/>
                 <w:szCs w:val="20"/>
               </w:rPr>
-              <w:t xml:space="preserve">İstek Başlığı</w:t>
+              <w:t>İstek Başlığı</w:t>
             </w:r>
           </w:p>
         </w:tc>
@@ -7675,7 +7659,7 @@
                 <w:sz w:val="20"/>
                 <w:szCs w:val="20"/>
               </w:rPr>
-              <w:t xml:space="preserve">Content-Type: application/json</w:t>
+              <w:t>Content-Type: application/json</w:t>
             </w:r>
           </w:p>
         </w:tc>
@@ -7711,7 +7695,7 @@
                 <w:sz w:val="20"/>
                 <w:szCs w:val="20"/>
               </w:rPr>
-              <w:t xml:space="preserve">Yanıt Formatı</w:t>
+              <w:t>Yanıt Formatı</w:t>
             </w:r>
           </w:p>
         </w:tc>
@@ -7743,7 +7727,7 @@
                 <w:sz w:val="20"/>
                 <w:szCs w:val="20"/>
               </w:rPr>
-              <w:t xml:space="preserve">JSON</w:t>
+              <w:t>JSON</w:t>
             </w:r>
           </w:p>
         </w:tc>
@@ -7779,7 +7763,7 @@
                 <w:sz w:val="20"/>
                 <w:szCs w:val="20"/>
               </w:rPr>
-              <w:t xml:space="preserve">HTTP Metodları</w:t>
+              <w:t>HTTP Metodları</w:t>
             </w:r>
           </w:p>
         </w:tc>
@@ -7811,7 +7795,7 @@
                 <w:sz w:val="20"/>
                 <w:szCs w:val="20"/>
               </w:rPr>
-              <w:t xml:space="preserve">GET, POST, PATCH, DELETE</w:t>
+              <w:t>GET, POST, PATCH, DELETE</w:t>
             </w:r>
           </w:p>
         </w:tc>
@@ -7831,7 +7815,7 @@
           <w:sz w:val="30"/>
           <w:szCs w:val="30"/>
         </w:rPr>
-        <w:t xml:space="preserve">8.2  Endpoint Referansı</w:t>
+        <w:t>8.2  Endpoint Referansı</w:t>
       </w:r>
     </w:p>
     <w:tbl>
@@ -7884,7 +7868,7 @@
                 <w:sz w:val="20"/>
                 <w:szCs w:val="20"/>
               </w:rPr>
-              <w:t xml:space="preserve">Endpoint</w:t>
+              <w:t>Endpoint</w:t>
             </w:r>
           </w:p>
         </w:tc>
@@ -7918,7 +7902,7 @@
                 <w:sz w:val="20"/>
                 <w:szCs w:val="20"/>
               </w:rPr>
-              <w:t xml:space="preserve">Açıklama</w:t>
+              <w:t>Açıklama</w:t>
             </w:r>
           </w:p>
         </w:tc>
@@ -7954,7 +7938,7 @@
                 <w:sz w:val="20"/>
                 <w:szCs w:val="20"/>
               </w:rPr>
-              <w:t xml:space="preserve">GET /departments</w:t>
+              <w:t>GET /departments</w:t>
             </w:r>
           </w:p>
         </w:tc>
@@ -7986,7 +7970,7 @@
                 <w:sz w:val="20"/>
                 <w:szCs w:val="20"/>
               </w:rPr>
-              <w:t xml:space="preserve">Aktif departmanların listesini döner</w:t>
+              <w:t>Aktif departmanların listesini döner</w:t>
             </w:r>
           </w:p>
         </w:tc>
@@ -8022,7 +8006,7 @@
                 <w:sz w:val="20"/>
                 <w:szCs w:val="20"/>
               </w:rPr>
-              <w:t xml:space="preserve">GET /providers</w:t>
+              <w:t>GET /providers</w:t>
             </w:r>
           </w:p>
         </w:tc>
@@ -8054,7 +8038,7 @@
                 <w:sz w:val="20"/>
                 <w:szCs w:val="20"/>
               </w:rPr>
-              <w:t xml:space="preserve">Sağlayıcıları listeler; ?department_id ile filtreler</w:t>
+              <w:t>Sağlayıcıları listeler; ?department_id ile filtreler</w:t>
             </w:r>
           </w:p>
         </w:tc>
@@ -8090,7 +8074,7 @@
                 <w:sz w:val="20"/>
                 <w:szCs w:val="20"/>
               </w:rPr>
-              <w:t xml:space="preserve">GET /availability</w:t>
+              <w:t>GET /availability</w:t>
             </w:r>
           </w:p>
         </w:tc>
@@ -8122,7 +8106,7 @@
                 <w:sz w:val="20"/>
                 <w:szCs w:val="20"/>
               </w:rPr>
-              <w:t xml:space="preserve">Belirli sağlayıcı ve tarih aralığı için müsait slotları döner</w:t>
+              <w:t>Belirli sağlayıcı ve tarih aralığı için müsait slotları döner</w:t>
             </w:r>
           </w:p>
         </w:tc>
@@ -8158,7 +8142,7 @@
                 <w:sz w:val="20"/>
                 <w:szCs w:val="20"/>
               </w:rPr>
-              <w:t xml:space="preserve">POST /appointments</w:t>
+              <w:t>POST /appointments</w:t>
             </w:r>
           </w:p>
         </w:tc>
@@ -8190,7 +8174,7 @@
                 <w:sz w:val="20"/>
                 <w:szCs w:val="20"/>
               </w:rPr>
-              <w:t xml:space="preserve">Yeni rezervasyon oluşturur</w:t>
+              <w:t>Yeni rezervasyon oluşturur</w:t>
             </w:r>
           </w:p>
         </w:tc>
@@ -8226,7 +8210,7 @@
                 <w:sz w:val="20"/>
                 <w:szCs w:val="20"/>
               </w:rPr>
-              <w:t xml:space="preserve">GET /appointments/{id}</w:t>
+              <w:t>GET /appointments/{id}</w:t>
             </w:r>
           </w:p>
         </w:tc>
@@ -8258,7 +8242,7 @@
                 <w:sz w:val="20"/>
                 <w:szCs w:val="20"/>
               </w:rPr>
-              <w:t xml:space="preserve">Tek bir rezervasyonun detayını döner</w:t>
+              <w:t>Tek bir rezervasyonun detayını döner</w:t>
             </w:r>
           </w:p>
         </w:tc>
@@ -8294,7 +8278,7 @@
                 <w:sz w:val="20"/>
                 <w:szCs w:val="20"/>
               </w:rPr>
-              <w:t xml:space="preserve">PATCH /appointments/{id}</w:t>
+              <w:t>PATCH /appointments/{id}</w:t>
             </w:r>
           </w:p>
         </w:tc>
@@ -8326,7 +8310,7 @@
                 <w:sz w:val="20"/>
                 <w:szCs w:val="20"/>
               </w:rPr>
-              <w:t xml:space="preserve">Rezervasyon durumunu günceller (yönetici)</w:t>
+              <w:t>Rezervasyon durumunu günceller (yönetici)</w:t>
             </w:r>
           </w:p>
         </w:tc>
@@ -8362,7 +8346,7 @@
                 <w:sz w:val="20"/>
                 <w:szCs w:val="20"/>
               </w:rPr>
-              <w:t xml:space="preserve">DELETE /appointments/{id}</w:t>
+              <w:t>DELETE /appointments/{id}</w:t>
             </w:r>
           </w:p>
         </w:tc>
@@ -8394,7 +8378,7 @@
                 <w:sz w:val="20"/>
                 <w:szCs w:val="20"/>
               </w:rPr>
-              <w:t xml:space="preserve">Rezervasyonu iptal eder</w:t>
+              <w:t>Rezervasyonu iptal eder</w:t>
             </w:r>
           </w:p>
         </w:tc>
@@ -8430,7 +8414,7 @@
                 <w:sz w:val="20"/>
                 <w:szCs w:val="20"/>
               </w:rPr>
-              <w:t xml:space="preserve">GET /working-hours</w:t>
+              <w:t>GET /working-hours</w:t>
             </w:r>
           </w:p>
         </w:tc>
@@ -8462,7 +8446,7 @@
                 <w:sz w:val="20"/>
                 <w:szCs w:val="20"/>
               </w:rPr>
-              <w:t xml:space="preserve">Çalışma saatleri yapılandırmasını döner</w:t>
+              <w:t>Çalışma saatleri yapılandırmasını döner</w:t>
             </w:r>
           </w:p>
         </w:tc>
@@ -8498,7 +8482,7 @@
                 <w:sz w:val="20"/>
                 <w:szCs w:val="20"/>
               </w:rPr>
-              <w:t xml:space="preserve">GET /forms/{id}</w:t>
+              <w:t>GET /forms/{id}</w:t>
             </w:r>
           </w:p>
         </w:tc>
@@ -8530,7 +8514,7 @@
                 <w:sz w:val="20"/>
                 <w:szCs w:val="20"/>
               </w:rPr>
-              <w:t xml:space="preserve">Form alanlarını döner</w:t>
+              <w:t>Form alanlarını döner</w:t>
             </w:r>
           </w:p>
         </w:tc>
@@ -8550,7 +8534,7 @@
           <w:sz w:val="30"/>
           <w:szCs w:val="30"/>
         </w:rPr>
-        <w:t xml:space="preserve">8.3  Örnek: Müsait Slot Sorgulama</w:t>
+        <w:t>8.3  Örnek: Müsait Slot Sorgulama</w:t>
       </w:r>
     </w:p>
     <w:p>
@@ -8565,7 +8549,7 @@
           <w:sz w:val="19"/>
           <w:szCs w:val="19"/>
         </w:rPr>
-        <w:t xml:space="preserve">GET /wp-json/erta/v1/availability</w:t>
+        <w:t>GET /wp-json/erta/v1/availability</w:t>
       </w:r>
     </w:p>
     <w:p>
@@ -8640,7 +8624,7 @@
           <w:sz w:val="19"/>
           <w:szCs w:val="19"/>
         </w:rPr>
-        <w:t xml:space="preserve">// Yanıt</w:t>
+        <w:t>// Yanıt</w:t>
       </w:r>
     </w:p>
     <w:p>
@@ -8655,7 +8639,7 @@
           <w:sz w:val="19"/>
           <w:szCs w:val="19"/>
         </w:rPr>
-        <w:t xml:space="preserve">{</w:t>
+        <w:t>{</w:t>
       </w:r>
     </w:p>
     <w:p>
@@ -8700,7 +8684,7 @@
           <w:sz w:val="19"/>
           <w:szCs w:val="19"/>
         </w:rPr>
-        <w:t xml:space="preserve">}</w:t>
+        <w:t>}</w:t>
       </w:r>
     </w:p>
     <w:p>
@@ -8717,7 +8701,7 @@
           <w:sz w:val="30"/>
           <w:szCs w:val="30"/>
         </w:rPr>
-        <w:t xml:space="preserve">8.4  Örnek: Rezervasyon Oluşturma</w:t>
+        <w:t>8.4  Örnek: Rezervasyon Oluşturma</w:t>
       </w:r>
     </w:p>
     <w:p>
@@ -8732,7 +8716,7 @@
           <w:sz w:val="19"/>
           <w:szCs w:val="19"/>
         </w:rPr>
-        <w:t xml:space="preserve">POST /wp-json/erta/v1/appointments</w:t>
+        <w:t>POST /wp-json/erta/v1/appointments</w:t>
       </w:r>
     </w:p>
     <w:p>
@@ -8747,7 +8731,7 @@
           <w:sz w:val="19"/>
           <w:szCs w:val="19"/>
         </w:rPr>
-        <w:t xml:space="preserve">{</w:t>
+        <w:t>{</w:t>
       </w:r>
     </w:p>
     <w:p>
@@ -8867,13 +8851,11 @@
           <w:sz w:val="19"/>
           <w:szCs w:val="19"/>
         </w:rPr>
-        <w:t xml:space="preserve">}</w:t>
-      </w:r>
-    </w:p>
-    <w:p>
-      <w:r>
-        <w:br w:type="page"/>
-      </w:r>
+        <w:t>}</w:t>
+      </w:r>
+    </w:p>
+    <w:p>
+      <w:r/>
     </w:p>
     <w:p>
       <w:pPr>
@@ -8941,7 +8923,7 @@
           <w:sz w:val="44"/>
           <w:szCs w:val="44"/>
         </w:rPr>
-        <w:t xml:space="preserve">9.  WordPress Hook'ları</w:t>
+        <w:t>9.  WordPress Hook'ları</w:t>
       </w:r>
     </w:p>
     <w:p>
@@ -8958,7 +8940,7 @@
           <w:sz w:val="30"/>
           <w:szCs w:val="30"/>
         </w:rPr>
-        <w:t xml:space="preserve">9.1  Action Hook'ları</w:t>
+        <w:t>9.1  Action Hook'ları</w:t>
       </w:r>
     </w:p>
     <w:tbl>
@@ -9012,7 +8994,7 @@
                 <w:sz w:val="20"/>
                 <w:szCs w:val="20"/>
               </w:rPr>
-              <w:t xml:space="preserve">Hook / Filter</w:t>
+              <w:t>Hook / Filter</w:t>
             </w:r>
           </w:p>
         </w:tc>
@@ -9046,7 +9028,7 @@
                 <w:sz w:val="20"/>
                 <w:szCs w:val="20"/>
               </w:rPr>
-              <w:t xml:space="preserve">Tür</w:t>
+              <w:t>Tür</w:t>
             </w:r>
           </w:p>
         </w:tc>
@@ -9080,7 +9062,7 @@
                 <w:sz w:val="20"/>
                 <w:szCs w:val="20"/>
               </w:rPr>
-              <w:t xml:space="preserve">Açıklama</w:t>
+              <w:t>Açıklama</w:t>
             </w:r>
           </w:p>
         </w:tc>
@@ -9114,7 +9096,7 @@
                 <w:sz w:val="19"/>
                 <w:szCs w:val="19"/>
               </w:rPr>
-              <w:t xml:space="preserve">erta_loaded</w:t>
+              <w:t>erta_loaded</w:t>
             </w:r>
           </w:p>
         </w:tc>
@@ -9148,7 +9130,7 @@
                 <w:sz w:val="19"/>
                 <w:szCs w:val="19"/>
               </w:rPr>
-              <w:t xml:space="preserve">Action</w:t>
+              <w:t>Action</w:t>
             </w:r>
           </w:p>
         </w:tc>
@@ -9180,7 +9162,7 @@
                 <w:sz w:val="19"/>
                 <w:szCs w:val="19"/>
               </w:rPr>
-              <w:t xml:space="preserve">Eklenti tamamen yüklendiğinde ve DI container hazır olduğunda tetiklenir</w:t>
+              <w:t>Eklenti tamamen yüklendiğinde ve DI container hazır olduğunda tetiklenir</w:t>
             </w:r>
           </w:p>
         </w:tc>
@@ -9214,7 +9196,7 @@
                 <w:sz w:val="19"/>
                 <w:szCs w:val="19"/>
               </w:rPr>
-              <w:t xml:space="preserve">erta_appointment_created</w:t>
+              <w:t>erta_appointment_created</w:t>
             </w:r>
           </w:p>
         </w:tc>
@@ -9248,7 +9230,7 @@
                 <w:sz w:val="19"/>
                 <w:szCs w:val="19"/>
               </w:rPr>
-              <w:t xml:space="preserve">Action</w:t>
+              <w:t>Action</w:t>
             </w:r>
           </w:p>
         </w:tc>
@@ -9280,7 +9262,7 @@
                 <w:sz w:val="19"/>
                 <w:szCs w:val="19"/>
               </w:rPr>
-              <w:t xml:space="preserve">Yeni rezervasyon oluşturulduğunda. Parametre: Appointment nesnesi</w:t>
+              <w:t>Yeni rezervasyon oluşturulduğunda. Parametre: Appointment nesnesi</w:t>
             </w:r>
           </w:p>
         </w:tc>
@@ -9314,7 +9296,7 @@
                 <w:sz w:val="19"/>
                 <w:szCs w:val="19"/>
               </w:rPr>
-              <w:t xml:space="preserve">erta_appointment_confirmed</w:t>
+              <w:t>erta_appointment_confirmed</w:t>
             </w:r>
           </w:p>
         </w:tc>
@@ -9348,7 +9330,7 @@
                 <w:sz w:val="19"/>
                 <w:szCs w:val="19"/>
               </w:rPr>
-              <w:t xml:space="preserve">Action</w:t>
+              <w:t>Action</w:t>
             </w:r>
           </w:p>
         </w:tc>
@@ -9380,7 +9362,7 @@
                 <w:sz w:val="19"/>
                 <w:szCs w:val="19"/>
               </w:rPr>
-              <w:t xml:space="preserve">Rezervasyon onaylandığında. Parametre: Appointment nesnesi</w:t>
+              <w:t>Rezervasyon onaylandığında. Parametre: Appointment nesnesi</w:t>
             </w:r>
           </w:p>
         </w:tc>
@@ -9414,7 +9396,7 @@
                 <w:sz w:val="19"/>
                 <w:szCs w:val="19"/>
               </w:rPr>
-              <w:t xml:space="preserve">erta_appointment_cancelled</w:t>
+              <w:t>erta_appointment_cancelled</w:t>
             </w:r>
           </w:p>
         </w:tc>
@@ -9448,7 +9430,7 @@
                 <w:sz w:val="19"/>
                 <w:szCs w:val="19"/>
               </w:rPr>
-              <w:t xml:space="preserve">Action</w:t>
+              <w:t>Action</w:t>
             </w:r>
           </w:p>
         </w:tc>
@@ -9480,7 +9462,7 @@
                 <w:sz w:val="19"/>
                 <w:szCs w:val="19"/>
               </w:rPr>
-              <w:t xml:space="preserve">Rezervasyon iptal edildiğinde. Parametre: Appointment nesnesi</w:t>
+              <w:t>Rezervasyon iptal edildiğinde. Parametre: Appointment nesnesi</w:t>
             </w:r>
           </w:p>
         </w:tc>
@@ -9514,7 +9496,7 @@
                 <w:sz w:val="19"/>
                 <w:szCs w:val="19"/>
               </w:rPr>
-              <w:t xml:space="preserve">erta_appointment_rescheduled</w:t>
+              <w:t>erta_appointment_rescheduled</w:t>
             </w:r>
           </w:p>
         </w:tc>
@@ -9548,7 +9530,7 @@
                 <w:sz w:val="19"/>
                 <w:szCs w:val="19"/>
               </w:rPr>
-              <w:t xml:space="preserve">Action</w:t>
+              <w:t>Action</w:t>
             </w:r>
           </w:p>
         </w:tc>
@@ -9580,7 +9562,7 @@
                 <w:sz w:val="19"/>
                 <w:szCs w:val="19"/>
               </w:rPr>
-              <w:t xml:space="preserve">Yeniden planlandığında. Parametreler: Appointment, eski başlangıç saati</w:t>
+              <w:t>Yeniden planlandığında. Parametreler: Appointment, eski başlangıç saati</w:t>
             </w:r>
           </w:p>
         </w:tc>
@@ -9614,7 +9596,7 @@
                 <w:sz w:val="19"/>
                 <w:szCs w:val="19"/>
               </w:rPr>
-              <w:t xml:space="preserve">erta_before_booking_saved</w:t>
+              <w:t>erta_before_booking_saved</w:t>
             </w:r>
           </w:p>
         </w:tc>
@@ -9648,7 +9630,7 @@
                 <w:sz w:val="19"/>
                 <w:szCs w:val="19"/>
               </w:rPr>
-              <w:t xml:space="preserve">Action</w:t>
+              <w:t>Action</w:t>
             </w:r>
           </w:p>
         </w:tc>
@@ -9680,7 +9662,7 @@
                 <w:sz w:val="19"/>
                 <w:szCs w:val="19"/>
               </w:rPr>
-              <w:t xml:space="preserve">Rezervasyon veritabanına yazılmadan hemen önce tetiklenir</w:t>
+              <w:t>Rezervasyon veritabanına yazılmadan hemen önce tetiklenir</w:t>
             </w:r>
           </w:p>
         </w:tc>
@@ -9714,7 +9696,7 @@
                 <w:sz w:val="19"/>
                 <w:szCs w:val="19"/>
               </w:rPr>
-              <w:t xml:space="preserve">erta_after_booking_saved</w:t>
+              <w:t>erta_after_booking_saved</w:t>
             </w:r>
           </w:p>
         </w:tc>
@@ -9748,7 +9730,7 @@
                 <w:sz w:val="19"/>
                 <w:szCs w:val="19"/>
               </w:rPr>
-              <w:t xml:space="preserve">Action</w:t>
+              <w:t>Action</w:t>
             </w:r>
           </w:p>
         </w:tc>
@@ -9780,7 +9762,7 @@
                 <w:sz w:val="19"/>
                 <w:szCs w:val="19"/>
               </w:rPr>
-              <w:t xml:space="preserve">Rezervasyon veritabanına yazıldıktan hemen sonra tetiklenir</w:t>
+              <w:t>Rezervasyon veritabanına yazıldıktan hemen sonra tetiklenir</w:t>
             </w:r>
           </w:p>
         </w:tc>
@@ -9800,7 +9782,7 @@
           <w:sz w:val="30"/>
           <w:szCs w:val="30"/>
         </w:rPr>
-        <w:t xml:space="preserve">9.2  Filter Hook'ları</w:t>
+        <w:t>9.2  Filter Hook'ları</w:t>
       </w:r>
     </w:p>
     <w:tbl>
@@ -9854,7 +9836,7 @@
                 <w:sz w:val="20"/>
                 <w:szCs w:val="20"/>
               </w:rPr>
-              <w:t xml:space="preserve">Hook / Filter</w:t>
+              <w:t>Hook / Filter</w:t>
             </w:r>
           </w:p>
         </w:tc>
@@ -9888,7 +9870,7 @@
                 <w:sz w:val="20"/>
                 <w:szCs w:val="20"/>
               </w:rPr>
-              <w:t xml:space="preserve">Tür</w:t>
+              <w:t>Tür</w:t>
             </w:r>
           </w:p>
         </w:tc>
@@ -9922,7 +9904,7 @@
                 <w:sz w:val="20"/>
                 <w:szCs w:val="20"/>
               </w:rPr>
-              <w:t xml:space="preserve">Açıklama</w:t>
+              <w:t>Açıklama</w:t>
             </w:r>
           </w:p>
         </w:tc>
@@ -9956,7 +9938,7 @@
                 <w:sz w:val="19"/>
                 <w:szCs w:val="19"/>
               </w:rPr>
-              <w:t xml:space="preserve">erta_is_pro_active</w:t>
+              <w:t>erta_is_pro_active</w:t>
             </w:r>
           </w:p>
         </w:tc>
@@ -9990,7 +9972,7 @@
                 <w:sz w:val="19"/>
                 <w:szCs w:val="19"/>
               </w:rPr>
-              <w:t xml:space="preserve">Filter</w:t>
+              <w:t>Filter</w:t>
             </w:r>
           </w:p>
         </w:tc>
@@ -10022,7 +10004,7 @@
                 <w:sz w:val="19"/>
                 <w:szCs w:val="19"/>
               </w:rPr>
-              <w:t xml:space="preserve">Pro eklentisinin aktif olup olmadığını döner. Varsayılan: false</w:t>
+              <w:t>Pro eklentisinin aktif olup olmadığını döner. Varsayılan: false</w:t>
             </w:r>
           </w:p>
         </w:tc>
@@ -10056,7 +10038,7 @@
                 <w:sz w:val="19"/>
                 <w:szCs w:val="19"/>
               </w:rPr>
-              <w:t xml:space="preserve">erta_slot_duration</w:t>
+              <w:t>erta_slot_duration</w:t>
             </w:r>
           </w:p>
         </w:tc>
@@ -10090,7 +10072,7 @@
                 <w:sz w:val="19"/>
                 <w:szCs w:val="19"/>
               </w:rPr>
-              <w:t xml:space="preserve">Filter</w:t>
+              <w:t>Filter</w:t>
             </w:r>
           </w:p>
         </w:tc>
@@ -10122,7 +10104,7 @@
                 <w:sz w:val="19"/>
                 <w:szCs w:val="19"/>
               </w:rPr>
-              <w:t xml:space="preserve">Slot süresini (dk) özelleştirmek için. Parametreler: süre, provider_id</w:t>
+              <w:t>Slot süresini (dk) özelleştirmek için. Parametreler: süre, provider_id</w:t>
             </w:r>
           </w:p>
         </w:tc>
@@ -10156,7 +10138,7 @@
                 <w:sz w:val="19"/>
                 <w:szCs w:val="19"/>
               </w:rPr>
-              <w:t xml:space="preserve">erta_available_slots</w:t>
+              <w:t>erta_available_slots</w:t>
             </w:r>
           </w:p>
         </w:tc>
@@ -10190,7 +10172,7 @@
                 <w:sz w:val="19"/>
                 <w:szCs w:val="19"/>
               </w:rPr>
-              <w:t xml:space="preserve">Filter</w:t>
+              <w:t>Filter</w:t>
             </w:r>
           </w:p>
         </w:tc>
@@ -10222,7 +10204,7 @@
                 <w:sz w:val="19"/>
                 <w:szCs w:val="19"/>
               </w:rPr>
-              <w:t xml:space="preserve">Hesaplanan slot listesini değiştirmek için. Parametreler: slotlar, tarih, provider</w:t>
+              <w:t>Hesaplanan slot listesini değiştirmek için. Parametreler: slotlar, tarih, provider</w:t>
             </w:r>
           </w:p>
         </w:tc>
@@ -10256,7 +10238,7 @@
                 <w:sz w:val="19"/>
                 <w:szCs w:val="19"/>
               </w:rPr>
-              <w:t xml:space="preserve">erta_notification_channels</w:t>
+              <w:t>erta_notification_channels</w:t>
             </w:r>
           </w:p>
         </w:tc>
@@ -10290,7 +10272,7 @@
                 <w:sz w:val="19"/>
                 <w:szCs w:val="19"/>
               </w:rPr>
-              <w:t xml:space="preserve">Filter</w:t>
+              <w:t>Filter</w:t>
             </w:r>
           </w:p>
         </w:tc>
@@ -10322,7 +10304,7 @@
                 <w:sz w:val="19"/>
                 <w:szCs w:val="19"/>
               </w:rPr>
-              <w:t xml:space="preserve">Bildirim kanallarını (e-posta, SMS vb.) genişletmek için</w:t>
+              <w:t>Bildirim kanallarını (e-posta, SMS vb.) genişletmek için</w:t>
             </w:r>
           </w:p>
         </w:tc>
@@ -10356,7 +10338,7 @@
                 <w:sz w:val="19"/>
                 <w:szCs w:val="19"/>
               </w:rPr>
-              <w:t xml:space="preserve">erta_email_headers</w:t>
+              <w:t>erta_email_headers</w:t>
             </w:r>
           </w:p>
         </w:tc>
@@ -10390,7 +10372,7 @@
                 <w:sz w:val="19"/>
                 <w:szCs w:val="19"/>
               </w:rPr>
-              <w:t xml:space="preserve">Filter</w:t>
+              <w:t>Filter</w:t>
             </w:r>
           </w:p>
         </w:tc>
@@ -10422,7 +10404,7 @@
                 <w:sz w:val="19"/>
                 <w:szCs w:val="19"/>
               </w:rPr>
-              <w:t xml:space="preserve">E-posta başlıklarını özelleştirmek için</w:t>
+              <w:t>E-posta başlıklarını özelleştirmek için</w:t>
             </w:r>
           </w:p>
         </w:tc>
@@ -10456,7 +10438,7 @@
                 <w:sz w:val="19"/>
                 <w:szCs w:val="19"/>
               </w:rPr>
-              <w:t xml:space="preserve">erta_booking_form_data</w:t>
+              <w:t>erta_booking_form_data</w:t>
             </w:r>
           </w:p>
         </w:tc>
@@ -10490,7 +10472,7 @@
                 <w:sz w:val="19"/>
                 <w:szCs w:val="19"/>
               </w:rPr>
-              <w:t xml:space="preserve">Filter</w:t>
+              <w:t>Filter</w:t>
             </w:r>
           </w:p>
         </w:tc>
@@ -10522,7 +10504,7 @@
                 <w:sz w:val="19"/>
                 <w:szCs w:val="19"/>
               </w:rPr>
-              <w:t xml:space="preserve">Form verisini kaydedilmeden önce doğrulama veya dönüştürme</w:t>
+              <w:t>Form verisini kaydedilmeden önce doğrulama veya dönüştürme</w:t>
             </w:r>
           </w:p>
         </w:tc>
@@ -10556,7 +10538,7 @@
                 <w:sz w:val="19"/>
                 <w:szCs w:val="19"/>
               </w:rPr>
-              <w:t xml:space="preserve">erta_appointment_status_label</w:t>
+              <w:t>erta_appointment_status_label</w:t>
             </w:r>
           </w:p>
         </w:tc>
@@ -10590,7 +10572,7 @@
                 <w:sz w:val="19"/>
                 <w:szCs w:val="19"/>
               </w:rPr>
-              <w:t xml:space="preserve">Filter</w:t>
+              <w:t>Filter</w:t>
             </w:r>
           </w:p>
         </w:tc>
@@ -10622,7 +10604,7 @@
                 <w:sz w:val="19"/>
                 <w:szCs w:val="19"/>
               </w:rPr>
-              <w:t xml:space="preserve">Durum etiketlerini özelleştirmek için</w:t>
+              <w:t>Durum etiketlerini özelleştirmek için</w:t>
             </w:r>
           </w:p>
         </w:tc>
@@ -10642,7 +10624,7 @@
           <w:sz w:val="30"/>
           <w:szCs w:val="30"/>
         </w:rPr>
-        <w:t xml:space="preserve">9.3  Kod Örnekleri</w:t>
+        <w:t>9.3  Kod Örnekleri</w:t>
       </w:r>
     </w:p>
     <w:p>
@@ -10656,7 +10638,7 @@
           <w:sz w:val="22"/>
           <w:szCs w:val="22"/>
         </w:rPr>
-        <w:t xml:space="preserve">Rezervasyon oluşturulduğunda özel mantık çalıştırma:</w:t>
+        <w:t>Rezervasyon oluşturulduğunda özel mantık çalıştırma:</w:t>
       </w:r>
     </w:p>
     <w:p>
@@ -10671,7 +10653,7 @@
           <w:sz w:val="19"/>
           <w:szCs w:val="19"/>
         </w:rPr>
-        <w:t xml:space="preserve">add_action( 'erta_appointment_created',</w:t>
+        <w:t>add_action( 'erta_appointment_created',</w:t>
       </w:r>
     </w:p>
     <w:p>
@@ -10746,7 +10728,7 @@
           <w:sz w:val="19"/>
           <w:szCs w:val="19"/>
         </w:rPr>
-        <w:t xml:space="preserve">);</w:t>
+        <w:t>);</w:t>
       </w:r>
     </w:p>
     <w:p>
@@ -10760,7 +10742,6 @@
           <w:sz w:val="22"/>
           <w:szCs w:val="22"/>
         </w:rPr>
-        <w:t xml:space="preserve"/>
       </w:r>
     </w:p>
     <w:p>
@@ -10774,7 +10755,7 @@
           <w:sz w:val="22"/>
           <w:szCs w:val="22"/>
         </w:rPr>
-        <w:t xml:space="preserve">Belirli bir sağlayıcı için slotları filtreleme:</w:t>
+        <w:t>Belirli bir sağlayıcı için slotları filtreleme:</w:t>
       </w:r>
     </w:p>
     <w:p>
@@ -10789,7 +10770,7 @@
           <w:sz w:val="19"/>
           <w:szCs w:val="19"/>
         </w:rPr>
-        <w:t xml:space="preserve">add_filter( 'erta_available_slots', function( array $slots, string $date, int $providerId ): array {</w:t>
+        <w:t>add_filter( 'erta_available_slots', function( array $slots, string $date, int $providerId ): array {</w:t>
       </w:r>
     </w:p>
     <w:p>
@@ -10849,13 +10830,11 @@
           <w:sz w:val="19"/>
           <w:szCs w:val="19"/>
         </w:rPr>
-        <w:t xml:space="preserve">}, 10, 3 );</w:t>
-      </w:r>
-    </w:p>
-    <w:p>
-      <w:r>
-        <w:br w:type="page"/>
-      </w:r>
+        <w:t>}, 10, 3 );</w:t>
+      </w:r>
+    </w:p>
+    <w:p>
+      <w:r/>
     </w:p>
     <w:p>
       <w:pPr>
@@ -10923,7 +10902,7 @@
           <w:sz w:val="44"/>
           <w:szCs w:val="44"/>
         </w:rPr>
-        <w:t xml:space="preserve">10.  SSS &amp; Sorun Giderme</w:t>
+        <w:t>10.  SSS &amp; Sorun Giderme</w:t>
       </w:r>
     </w:p>
     <w:p>
@@ -10940,7 +10919,7 @@
           <w:sz w:val="30"/>
           <w:szCs w:val="30"/>
         </w:rPr>
-        <w:t xml:space="preserve">10.1  Sık Sorulan Sorular</w:t>
+        <w:t>10.1  Sık Sorulan Sorular</w:t>
       </w:r>
     </w:p>
     <w:p>
@@ -10957,7 +10936,7 @@
           <w:sz w:val="24"/>
           <w:szCs w:val="24"/>
         </w:rPr>
-        <w:t xml:space="preserve">S: Widget sayfada görünmüyor.</w:t>
+        <w:t>S: Widget sayfada görünmüyor.</w:t>
       </w:r>
     </w:p>
     <w:p>
@@ -10976,7 +10955,7 @@
           <w:sz w:val="22"/>
           <w:szCs w:val="22"/>
         </w:rPr>
-        <w:t xml:space="preserve">[erta_booking] kısa kodunun sayfaya eklendiğini doğrulayın</w:t>
+        <w:t>[erta_booking] kısa kodunun sayfaya eklendiğini doğrulayın</w:t>
       </w:r>
     </w:p>
     <w:p>
@@ -10995,7 +10974,7 @@
           <w:sz w:val="22"/>
           <w:szCs w:val="22"/>
         </w:rPr>
-        <w:t xml:space="preserve">Eklentinin Eklentiler → Yüklü Eklentiler'de "Etkin" görünüp görünmediğini kontrol edin</w:t>
+        <w:t>Eklentinin Eklentiler → Yüklü Eklentiler'de "Etkin" görünüp görünmediğini kontrol edin</w:t>
       </w:r>
     </w:p>
     <w:p>
@@ -11014,7 +10993,7 @@
           <w:sz w:val="22"/>
           <w:szCs w:val="22"/>
         </w:rPr>
-        <w:t xml:space="preserve">En az bir aktif departman ve o departmana bağlı aktif bir sağlayıcı bulunması gerekir</w:t>
+        <w:t>En az bir aktif departman ve o departmana bağlı aktif bir sağlayıcı bulunması gerekir</w:t>
       </w:r>
     </w:p>
     <w:p>
@@ -11033,7 +11012,7 @@
           <w:sz w:val="22"/>
           <w:szCs w:val="22"/>
         </w:rPr>
-        <w:t xml:space="preserve">Sağlayıcı için çalışma saatlerinin tanımlandığından emin olun</w:t>
+        <w:t>Sağlayıcı için çalışma saatlerinin tanımlandığından emin olun</w:t>
       </w:r>
     </w:p>
     <w:p>
@@ -11052,7 +11031,7 @@
           <w:sz w:val="22"/>
           <w:szCs w:val="22"/>
         </w:rPr>
-        <w:t xml:space="preserve">Sorgulanan tarihin "Özel Gün - Kapalı" olarak işaretlenmediğinden emin olun</w:t>
+        <w:t>Sorgulanan tarihin "Özel Gün - Kapalı" olarak işaretlenmediğinden emin olun</w:t>
       </w:r>
     </w:p>
     <w:p>
@@ -11069,7 +11048,7 @@
           <w:sz w:val="24"/>
           <w:szCs w:val="24"/>
         </w:rPr>
-        <w:t xml:space="preserve">S: E-postalar gönderilmiyor.</w:t>
+        <w:t>S: E-postalar gönderilmiyor.</w:t>
       </w:r>
     </w:p>
     <w:p>
@@ -11083,7 +11062,7 @@
           <w:sz w:val="22"/>
           <w:szCs w:val="22"/>
         </w:rPr>
-        <w:t xml:space="preserve">WordPress'in varsayılan PHP mail() işlevi çoğu hosting ortamında çalışmaz. SMTP kullanımı önerilir:</w:t>
+        <w:t>WordPress'in varsayılan PHP mail() işlevi çoğu hosting ortamında çalışmaz. SMTP kullanımı önerilir:</w:t>
       </w:r>
     </w:p>
     <w:p>
@@ -11102,7 +11081,7 @@
           <w:sz w:val="22"/>
           <w:szCs w:val="22"/>
         </w:rPr>
-        <w:t xml:space="preserve">WP Mail SMTP eklentisini kurun</w:t>
+        <w:t>WP Mail SMTP eklentisini kurun</w:t>
       </w:r>
     </w:p>
     <w:p>
@@ -11121,7 +11100,7 @@
           <w:sz w:val="22"/>
           <w:szCs w:val="22"/>
         </w:rPr>
-        <w:t xml:space="preserve">Gmail (OAuth), SendGrid API veya Mailgun SMTP ile yapılandırın</w:t>
+        <w:t>Gmail (OAuth), SendGrid API veya Mailgun SMTP ile yapılandırın</w:t>
       </w:r>
     </w:p>
     <w:p>
@@ -11140,7 +11119,7 @@
           <w:sz w:val="22"/>
           <w:szCs w:val="22"/>
         </w:rPr>
-        <w:t xml:space="preserve">Ayarlar sayfasından test e-postası göndererek teslimiyeti doğrulayın</w:t>
+        <w:t>Ayarlar sayfasından test e-postası göndererek teslimiyeti doğrulayın</w:t>
       </w:r>
     </w:p>
     <w:p>
@@ -11157,7 +11136,7 @@
           <w:sz w:val="24"/>
           <w:szCs w:val="24"/>
         </w:rPr>
-        <w:t xml:space="preserve">S: Slot neden görünmüyor?</w:t>
+        <w:t>S: Slot neden görünmüyor?</w:t>
       </w:r>
     </w:p>
     <w:p>
@@ -11176,7 +11155,7 @@
           <w:sz w:val="22"/>
           <w:szCs w:val="22"/>
         </w:rPr>
-        <w:t xml:space="preserve">Sağlayıcının ilgili gün için çalışma saati tanımlı mı?</w:t>
+        <w:t>Sağlayıcının ilgili gün için çalışma saati tanımlı mı?</w:t>
       </w:r>
     </w:p>
     <w:p>
@@ -11195,7 +11174,7 @@
           <w:sz w:val="22"/>
           <w:szCs w:val="22"/>
         </w:rPr>
-        <w:t xml:space="preserve">Slot süresi çalışma saati penceresine sığıyor mu?</w:t>
+        <w:t>Slot süresi çalışma saati penceresine sığıyor mu?</w:t>
       </w:r>
     </w:p>
     <w:p>
@@ -11214,7 +11193,7 @@
           <w:sz w:val="22"/>
           <w:szCs w:val="22"/>
         </w:rPr>
-        <w:t xml:space="preserve">"Min. Önceden" ayarı çok kısıtlayıcı mı (örn. 72 saat)?</w:t>
+        <w:t>"Min. Önceden" ayarı çok kısıtlayıcı mı (örn. 72 saat)?</w:t>
       </w:r>
     </w:p>
     <w:p>
@@ -11233,7 +11212,7 @@
           <w:sz w:val="22"/>
           <w:szCs w:val="22"/>
         </w:rPr>
-        <w:t xml:space="preserve">Tüm slotlar dolu mu?</w:t>
+        <w:t>Tüm slotlar dolu mu?</w:t>
       </w:r>
     </w:p>
     <w:p>
@@ -11250,7 +11229,7 @@
           <w:sz w:val="24"/>
           <w:szCs w:val="24"/>
         </w:rPr>
-        <w:t xml:space="preserve">S: Pro lisansımı başka bir siteye taşıyabilir miyim?</w:t>
+        <w:t>S: Pro lisansımı başka bir siteye taşıyabilir miyim?</w:t>
       </w:r>
     </w:p>
     <w:p>
@@ -11264,7 +11243,7 @@
           <w:sz w:val="22"/>
           <w:szCs w:val="22"/>
         </w:rPr>
-        <w:t xml:space="preserve">Evet. Mevcut sitede ERT Appointment → Pro Lisans → Aktivasyonu Kaldır yapın, ardından yeni sitede aynı anahtarı aktive edin. Planınıza göre eş zamanlı 1, 3 veya sınırsız site kullanabilirsiniz.</w:t>
+        <w:t>Evet. Mevcut sitede ERT Appointment → Pro Lisans → Aktivasyonu Kaldır yapın, ardından yeni sitede aynı anahtarı aktive edin. Planınıza göre eş zamanlı 1, 3 veya sınırsız site kullanabilirsiniz.</w:t>
       </w:r>
     </w:p>
     <w:p>
@@ -11281,7 +11260,7 @@
           <w:sz w:val="24"/>
           <w:szCs w:val="24"/>
         </w:rPr>
-        <w:t xml:space="preserve">S: Lisansım sona ererse verilerim kaybolur mu?</w:t>
+        <w:t>S: Lisansım sona ererse verilerim kaybolur mu?</w:t>
       </w:r>
     </w:p>
     <w:p>
@@ -11295,7 +11274,7 @@
           <w:sz w:val="22"/>
           <w:szCs w:val="22"/>
         </w:rPr>
-        <w:t xml:space="preserve">Hayır. Lisans sona erdiğinde yalnızca Pro özellikleri devre dışı kalır; tüm randevu verileri veritabanında güvende kalır ve Lite sürümü çalışmaya devam eder.</w:t>
+        <w:t>Hayır. Lisans sona erdiğinde yalnızca Pro özellikleri devre dışı kalır; tüm randevu verileri veritabanında güvende kalır ve Lite sürümü çalışmaya devam eder.</w:t>
       </w:r>
     </w:p>
     <w:p>
@@ -11312,7 +11291,7 @@
           <w:sz w:val="30"/>
           <w:szCs w:val="30"/>
         </w:rPr>
-        <w:t xml:space="preserve">10.2  Hata Ayıklama</w:t>
+        <w:t>10.2  Hata Ayıklama</w:t>
       </w:r>
     </w:p>
     <w:p>
@@ -11326,7 +11305,7 @@
           <w:sz w:val="22"/>
           <w:szCs w:val="22"/>
         </w:rPr>
-        <w:t xml:space="preserve">Sorunları tanılamak için wp-config.php dosyasına şu satırları ekleyin:</w:t>
+        <w:t>Sorunları tanılamak için wp-config.php dosyasına şu satırları ekleyin:</w:t>
       </w:r>
     </w:p>
     <w:p>
@@ -11341,7 +11320,7 @@
           <w:sz w:val="19"/>
           <w:szCs w:val="19"/>
         </w:rPr>
-        <w:t xml:space="preserve">define( 'WP_DEBUG',         true );</w:t>
+        <w:t>define( 'WP_DEBUG',         true );</w:t>
       </w:r>
     </w:p>
     <w:p>
@@ -11356,7 +11335,7 @@
           <w:sz w:val="19"/>
           <w:szCs w:val="19"/>
         </w:rPr>
-        <w:t xml:space="preserve">define( 'WP_DEBUG_LOG',     true );</w:t>
+        <w:t>define( 'WP_DEBUG_LOG',     true );</w:t>
       </w:r>
     </w:p>
     <w:p>
@@ -11371,7 +11350,7 @@
           <w:sz w:val="19"/>
           <w:szCs w:val="19"/>
         </w:rPr>
-        <w:t xml:space="preserve">define( 'WP_DEBUG_DISPLAY', false );</w:t>
+        <w:t>define( 'WP_DEBUG_DISPLAY', false );</w:t>
       </w:r>
     </w:p>
     <w:p>
@@ -11385,7 +11364,7 @@
           <w:sz w:val="22"/>
           <w:szCs w:val="22"/>
         </w:rPr>
-        <w:t xml:space="preserve">Günlük kayıtları wp-content/debug.log dosyasına yazılır.</w:t>
+        <w:t>Günlük kayıtları wp-content/debug.log dosyasına yazılır.</w:t>
       </w:r>
     </w:p>
     <w:p>
@@ -11402,7 +11381,7 @@
           <w:sz w:val="30"/>
           <w:szCs w:val="30"/>
         </w:rPr>
-        <w:t xml:space="preserve">10.3  Destek Kanalları</w:t>
+        <w:t>10.3  Destek Kanalları</w:t>
       </w:r>
     </w:p>
     <w:tbl>
@@ -11452,7 +11431,7 @@
                 <w:sz w:val="20"/>
                 <w:szCs w:val="20"/>
               </w:rPr>
-              <w:t xml:space="preserve">Web Sitesi</w:t>
+              <w:t>Web Sitesi</w:t>
             </w:r>
           </w:p>
         </w:tc>
@@ -11484,7 +11463,7 @@
                 <w:sz w:val="20"/>
                 <w:szCs w:val="20"/>
               </w:rPr>
-              <w:t xml:space="preserve">www.ertyazilim.com</w:t>
+              <w:t>www.ertyazilim.com</w:t>
             </w:r>
           </w:p>
         </w:tc>
@@ -11520,7 +11499,7 @@
                 <w:sz w:val="20"/>
                 <w:szCs w:val="20"/>
               </w:rPr>
-              <w:t xml:space="preserve">E-posta Destek</w:t>
+              <w:t>E-posta Destek</w:t>
             </w:r>
           </w:p>
         </w:tc>
@@ -11552,7 +11531,7 @@
                 <w:sz w:val="20"/>
                 <w:szCs w:val="20"/>
               </w:rPr>
-              <w:t xml:space="preserve">destek@ertyazilim.com</w:t>
+              <w:t>destek@ertyazilim.com</w:t>
             </w:r>
           </w:p>
         </w:tc>
@@ -11588,7 +11567,7 @@
                 <w:sz w:val="20"/>
                 <w:szCs w:val="20"/>
               </w:rPr>
-              <w:t xml:space="preserve">Dokümantasyon</w:t>
+              <w:t>Dokümantasyon</w:t>
             </w:r>
           </w:p>
         </w:tc>
@@ -11620,7 +11599,7 @@
                 <w:sz w:val="20"/>
                 <w:szCs w:val="20"/>
               </w:rPr>
-              <w:t xml:space="preserve">www.ertyazilim.com/docs</w:t>
+              <w:t>www.ertyazilim.com/docs</w:t>
             </w:r>
           </w:p>
         </w:tc>
@@ -11656,7 +11635,7 @@
                 <w:sz w:val="20"/>
                 <w:szCs w:val="20"/>
               </w:rPr>
-              <w:t xml:space="preserve">WordPress.org</w:t>
+              <w:t>WordPress.org</w:t>
             </w:r>
           </w:p>
         </w:tc>
@@ -11688,7 +11667,7 @@
                 <w:sz w:val="20"/>
                 <w:szCs w:val="20"/>
               </w:rPr>
-              <w:t xml:space="preserve">wordpress.org/plugins/ert-appointment/</w:t>
+              <w:t>wordpress.org/plugins/ert-appointment/</w:t>
             </w:r>
           </w:p>
         </w:tc>
@@ -11724,7 +11703,7 @@
                 <w:sz w:val="20"/>
                 <w:szCs w:val="20"/>
               </w:rPr>
-              <w:t xml:space="preserve">GitHub</w:t>
+              <w:t>GitHub</w:t>
             </w:r>
           </w:p>
         </w:tc>
@@ -11756,7 +11735,7 @@
                 <w:sz w:val="20"/>
                 <w:szCs w:val="20"/>
               </w:rPr>
-              <w:t xml:space="preserve">github.com/ert-yazilim/ert-appointment</w:t>
+              <w:t>github.com/ert-yazilim/ert-appointment</w:t>
             </w:r>
           </w:p>
         </w:tc>
@@ -11782,7 +11761,7 @@
           <w:sz w:val="20"/>
           <w:szCs w:val="20"/>
         </w:rPr>
-        <w:t xml:space="preserve">Bu doküman ERT Yazılım tarafından hazırlanmıştır.</w:t>
+        <w:t>Bu doküman ERT Yazılım tarafından hazırlanmıştır.</w:t>
       </w:r>
     </w:p>
     <w:p>
@@ -11798,7 +11777,7 @@
           <w:sz w:val="22"/>
           <w:szCs w:val="22"/>
         </w:rPr>
-        <w:t xml:space="preserve">www.ertyazilim.com</w:t>
+        <w:t>www.ertyazilim.com</w:t>
       </w:r>
     </w:p>
     <w:p>
@@ -11813,7 +11792,42 @@
           <w:sz w:val="20"/>
           <w:szCs w:val="20"/>
         </w:rPr>
-        <w:t xml:space="preserve">© 2025 ERT Yazılım — Tüm hakları saklıdır.</w:t>
+        <w:t>© 2025 ERT Yazılım — Tüm hakları saklıdır.</w:t>
+      </w:r>
+    </w:p>
+    <w:p>
+      <w:r>
+        <w:br w:type="page"/>
+      </w:r>
+    </w:p>
+    <w:p>
+      <w:r>
+        <w:t>v1.0.1 Güncelleme Notları (Format Korunarak)</w:t>
+      </w:r>
+    </w:p>
+    <w:p>
+      <w:r>
+        <w:t>Mode-bazlı booking akışı: general, department_no_provider, department_with_provider, provider_only.</w:t>
+      </w:r>
+    </w:p>
+    <w:p>
+      <w:r>
+        <w:t>Form bazlı Booking Button Text override desteği eklendi.</w:t>
+      </w:r>
+    </w:p>
+    <w:p>
+      <w:r>
+        <w:t>Bildirim kanalları modeli genişletildi: Lite email, Pro sms/whatsapp.</w:t>
+      </w:r>
+    </w:p>
+    <w:p>
+      <w:r>
+        <w:t>Pro WhatsApp provider (Meta Cloud API) ve SMS sağlayıcıları (Twilio/NetGSM) desteklenir.</w:t>
+      </w:r>
+    </w:p>
+    <w:p>
+      <w:r>
+        <w:t>WP.org release, SVN publish ve assets üretim dokümanları eklendi.</w:t>
       </w:r>
     </w:p>
     <w:sectPr>
